--- a/public/word-template/surat_perintah_penyidikan.docx
+++ b/public/word-template/surat_perintah_penyidikan.docx
@@ -1,6 +1,6 @@
 
 <file path=word/document.xml><?xml version="1.0" encoding="utf-8"?>
-<w:document xmlns:wpc="http://schemas.microsoft.com/office/word/2010/wordprocessingCanvas" xmlns:cx="http://schemas.microsoft.com/office/drawing/2014/chartex" xmlns:cx1="http://schemas.microsoft.com/office/drawing/2015/9/8/chartex" xmlns:cx2="http://schemas.microsoft.com/office/drawing/2015/10/21/chartex" xmlns:cx3="http://schemas.microsoft.com/office/drawing/2016/5/9/chartex" xmlns:cx4="http://schemas.microsoft.com/office/drawing/2016/5/10/chartex" xmlns:cx5="http://schemas.microsoft.com/office/drawing/2016/5/11/chartex" xmlns:cx6="http://schemas.microsoft.com/office/drawing/2016/5/12/chartex" xmlns:cx7="http://schemas.microsoft.com/office/drawing/2016/5/13/chartex" xmlns:cx8="http://schemas.microsoft.com/office/drawing/2016/5/14/chartex" xmlns:mc="http://schemas.openxmlformats.org/markup-compatibility/2006" xmlns:aink="http://schemas.microsoft.com/office/drawing/2016/ink" xmlns:am3d="http://schemas.microsoft.com/office/drawing/2017/model3d" xmlns:o="urn:schemas-microsoft-com:office:office" xmlns:oel="http://schemas.microsoft.com/office/2019/extlst" xmlns:r="http://schemas.openxmlformats.org/officeDocument/2006/relationships" xmlns:m="http://schemas.openxmlformats.org/officeDocument/2006/math" xmlns:v="urn:schemas-microsoft-com:vml" xmlns:wp14="http://schemas.microsoft.com/office/word/2010/wordprocessingDrawing" xmlns:wp="http://schemas.openxmlformats.org/drawingml/2006/wordprocessingDrawing" xmlns:w10="urn:schemas-microsoft-com:office:word" xmlns:w="http://schemas.openxmlformats.org/wordprocessingml/2006/main" xmlns:w14="http://schemas.microsoft.com/office/word/2010/wordml" xmlns:w15="http://schemas.microsoft.com/office/word/2012/wordml" xmlns:w16cex="http://schemas.microsoft.com/office/word/2018/wordml/cex" xmlns:w16cid="http://schemas.microsoft.com/office/word/2016/wordml/cid" xmlns:w16="http://schemas.microsoft.com/office/word/2018/wordml" xmlns:w16du="http://schemas.microsoft.com/office/word/2023/wordml/word16du" xmlns:w16sdtdh="http://schemas.microsoft.com/office/word/2020/wordml/sdtdatahash" xmlns:w16se="http://schemas.microsoft.com/office/word/2015/wordml/symex" xmlns:wpg="http://schemas.microsoft.com/office/word/2010/wordprocessingGroup" xmlns:wpi="http://schemas.microsoft.com/office/word/2010/wordprocessingInk" xmlns:wne="http://schemas.microsoft.com/office/word/2006/wordml" xmlns:wps="http://schemas.microsoft.com/office/word/2010/wordprocessingShape" mc:Ignorable="w14 w15 w16se w16cid w16 w16cex w16sdtdh w16du wp14">
+<w:document xmlns:wpc="http://schemas.microsoft.com/office/word/2010/wordprocessingCanvas" xmlns:cx="http://schemas.microsoft.com/office/drawing/2014/chartex" xmlns:cx1="http://schemas.microsoft.com/office/drawing/2015/9/8/chartex" xmlns:cx2="http://schemas.microsoft.com/office/drawing/2015/10/21/chartex" xmlns:cx3="http://schemas.microsoft.com/office/drawing/2016/5/9/chartex" xmlns:cx4="http://schemas.microsoft.com/office/drawing/2016/5/10/chartex" xmlns:cx5="http://schemas.microsoft.com/office/drawing/2016/5/11/chartex" xmlns:cx6="http://schemas.microsoft.com/office/drawing/2016/5/12/chartex" xmlns:cx7="http://schemas.microsoft.com/office/drawing/2016/5/13/chartex" xmlns:cx8="http://schemas.microsoft.com/office/drawing/2016/5/14/chartex" xmlns:mc="http://schemas.openxmlformats.org/markup-compatibility/2006" xmlns:aink="http://schemas.microsoft.com/office/drawing/2016/ink" xmlns:am3d="http://schemas.microsoft.com/office/drawing/2017/model3d" xmlns:o="urn:schemas-microsoft-com:office:office" xmlns:oel="http://schemas.microsoft.com/office/2019/extlst" xmlns:r="http://schemas.openxmlformats.org/officeDocument/2006/relationships" xmlns:m="http://schemas.openxmlformats.org/officeDocument/2006/math" xmlns:v="urn:schemas-microsoft-com:vml" xmlns:wp14="http://schemas.microsoft.com/office/word/2010/wordprocessingDrawing" xmlns:wp="http://schemas.openxmlformats.org/drawingml/2006/wordprocessingDrawing" xmlns:w10="urn:schemas-microsoft-com:office:word" xmlns:w="http://schemas.openxmlformats.org/wordprocessingml/2006/main" xmlns:w14="http://schemas.microsoft.com/office/word/2010/wordml" xmlns:w15="http://schemas.microsoft.com/office/word/2012/wordml" xmlns:w16cex="http://schemas.microsoft.com/office/word/2018/wordml/cex" xmlns:w16cid="http://schemas.microsoft.com/office/word/2016/wordml/cid" xmlns:w16="http://schemas.microsoft.com/office/word/2018/wordml" xmlns:w16du="http://schemas.microsoft.com/office/word/2023/wordml/word16du" xmlns:w16sdtdh="http://schemas.microsoft.com/office/word/2020/wordml/sdtdatahash" xmlns:w16sdtfl="http://schemas.microsoft.com/office/word/2024/wordml/sdtformatlock" xmlns:w16se="http://schemas.microsoft.com/office/word/2015/wordml/symex" xmlns:wpg="http://schemas.microsoft.com/office/word/2010/wordprocessingGroup" xmlns:wpi="http://schemas.microsoft.com/office/word/2010/wordprocessingInk" xmlns:wne="http://schemas.microsoft.com/office/word/2006/wordml" xmlns:wps="http://schemas.microsoft.com/office/word/2010/wordprocessingShape" mc:Ignorable="w14 w15 w16se w16cid w16 w16cex w16sdtdh w16sdtfl w16du wp14">
   <w:body>
     <w:tbl>
       <w:tblPr>
@@ -95,7 +95,25 @@
                       <w:sz w:val="24"/>
                       <w:szCs w:val="24"/>
                     </w:rPr>
-                    <w:t>${polda_full_name}</w:t>
+                    <w:t>${</w:t>
+                  </w:r>
+                  <w:proofErr w:type="spellStart"/>
+                  <w:r>
+                    <w:rPr>
+                      <w:rFonts w:ascii="Arial Narrow" w:hAnsi="Arial Narrow"/>
+                      <w:sz w:val="24"/>
+                      <w:szCs w:val="24"/>
+                    </w:rPr>
+                    <w:t>polda_full_name</w:t>
+                  </w:r>
+                  <w:proofErr w:type="spellEnd"/>
+                  <w:r>
+                    <w:rPr>
+                      <w:rFonts w:ascii="Arial Narrow" w:hAnsi="Arial Narrow"/>
+                      <w:sz w:val="24"/>
+                      <w:szCs w:val="24"/>
+                    </w:rPr>
+                    <w:t>}</w:t>
                   </w:r>
                   <w:r>
                     <w:br/>
@@ -106,7 +124,25 @@
                       <w:sz w:val="24"/>
                       <w:szCs w:val="24"/>
                     </w:rPr>
-                    <w:t>${polres_name}</w:t>
+                    <w:t>${</w:t>
+                  </w:r>
+                  <w:proofErr w:type="spellStart"/>
+                  <w:r>
+                    <w:rPr>
+                      <w:rFonts w:ascii="Arial Narrow" w:hAnsi="Arial Narrow"/>
+                      <w:sz w:val="24"/>
+                      <w:szCs w:val="24"/>
+                    </w:rPr>
+                    <w:t>polres_name</w:t>
+                  </w:r>
+                  <w:proofErr w:type="spellEnd"/>
+                  <w:r>
+                    <w:rPr>
+                      <w:rFonts w:ascii="Arial Narrow" w:hAnsi="Arial Narrow"/>
+                      <w:sz w:val="24"/>
+                      <w:szCs w:val="24"/>
+                    </w:rPr>
+                    <w:t>}</w:t>
                   </w:r>
                   <w:r>
                     <w:br/>
@@ -117,7 +153,25 @@
                       <w:sz w:val="24"/>
                       <w:szCs w:val="24"/>
                     </w:rPr>
-                    <w:t>${polres_alamat}</w:t>
+                    <w:t>${</w:t>
+                  </w:r>
+                  <w:proofErr w:type="spellStart"/>
+                  <w:r>
+                    <w:rPr>
+                      <w:rFonts w:ascii="Arial Narrow" w:hAnsi="Arial Narrow"/>
+                      <w:sz w:val="24"/>
+                      <w:szCs w:val="24"/>
+                    </w:rPr>
+                    <w:t>polres_alamat</w:t>
+                  </w:r>
+                  <w:proofErr w:type="spellEnd"/>
+                  <w:r>
+                    <w:rPr>
+                      <w:rFonts w:ascii="Arial Narrow" w:hAnsi="Arial Narrow"/>
+                      <w:sz w:val="24"/>
+                      <w:szCs w:val="24"/>
+                    </w:rPr>
+                    <w:t>}</w:t>
                   </w:r>
                 </w:p>
               </w:tc>
@@ -243,7 +297,7 @@
                 <v:shape id="_x0000_s1026" type="#_x0000_t75" style="position:absolute;left:0;text-align:left;margin-left:209.15pt;margin-top:2.25pt;width:62.3pt;height:61.3pt;z-index:251655168;mso-position-horizontal-relative:text;mso-position-vertical-relative:text" wrapcoords="-237 0 -237 21337 21600 21337 21600 0 -237 0">
                   <v:imagedata r:id="rId5" o:title=""/>
                 </v:shape>
-                <o:OLEObject Type="Embed" ProgID="Word.Picture.8" ShapeID="_x0000_s1026" DrawAspect="Content" ObjectID="_1789904042" r:id="rId6"/>
+                <o:OLEObject Type="Embed" ProgID="Word.Picture.8" ShapeID="_x0000_s1026" DrawAspect="Content" ObjectID="_1829116749" r:id="rId6"/>
               </w:object>
             </w:r>
           </w:p>
@@ -372,23 +426,23 @@
                       <w:szCs w:val="24"/>
                     </w:rPr>
                   </w:pPr>
-                  <w:proofErr w:type="gramStart"/>
+                  <w:proofErr w:type="spellStart"/>
                   <w:r>
                     <w:rPr>
                       <w:rFonts w:ascii="Arial Narrow" w:hAnsi="Arial Narrow"/>
                       <w:sz w:val="24"/>
                       <w:szCs w:val="24"/>
                     </w:rPr>
-                    <w:t>Nomor :</w:t>
-                  </w:r>
-                  <w:proofErr w:type="gramEnd"/>
+                    <w:t>Nomor</w:t>
+                  </w:r>
+                  <w:proofErr w:type="spellEnd"/>
                   <w:r>
                     <w:rPr>
                       <w:rFonts w:ascii="Arial Narrow" w:hAnsi="Arial Narrow"/>
                       <w:sz w:val="24"/>
                       <w:szCs w:val="24"/>
                     </w:rPr>
-                    <w:t xml:space="preserve"> </w:t>
+                    <w:t xml:space="preserve"> : </w:t>
                   </w:r>
                   <w:r>
                     <w:rPr>
@@ -396,7 +450,25 @@
                       <w:sz w:val="24"/>
                       <w:szCs w:val="24"/>
                     </w:rPr>
-                    <w:t>${letter_number}</w:t>
+                    <w:t>${</w:t>
+                  </w:r>
+                  <w:proofErr w:type="spellStart"/>
+                  <w:r>
+                    <w:rPr>
+                      <w:rFonts w:ascii="Arial Narrow" w:hAnsi="Arial Narrow"/>
+                      <w:sz w:val="24"/>
+                      <w:szCs w:val="24"/>
+                    </w:rPr>
+                    <w:t>letter_number</w:t>
+                  </w:r>
+                  <w:proofErr w:type="spellEnd"/>
+                  <w:r>
+                    <w:rPr>
+                      <w:rFonts w:ascii="Arial Narrow" w:hAnsi="Arial Narrow"/>
+                      <w:sz w:val="24"/>
+                      <w:szCs w:val="24"/>
+                    </w:rPr>
+                    <w:t>}</w:t>
                   </w:r>
                 </w:p>
               </w:tc>
@@ -445,6 +517,7 @@
                 <w:szCs w:val="24"/>
               </w:rPr>
             </w:pPr>
+            <w:proofErr w:type="spellStart"/>
             <w:r>
               <w:rPr>
                 <w:rFonts w:ascii="Arial Narrow" w:eastAsia="Arial Narrow" w:hAnsi="Arial Narrow"/>
@@ -454,6 +527,7 @@
               </w:rPr>
               <w:t>Pertimbangan</w:t>
             </w:r>
+            <w:proofErr w:type="spellEnd"/>
           </w:p>
         </w:tc>
         <w:tc>
@@ -493,14 +567,414 @@
                 <w:szCs w:val="24"/>
               </w:rPr>
             </w:pPr>
-            <w:r>
-              <w:rPr>
-                <w:rFonts w:ascii="Arial Narrow" w:eastAsia="Arial Narrow" w:hAnsi="Arial Narrow"/>
-                <w:color w:val="000000"/>
-                <w:sz w:val="24"/>
-                <w:szCs w:val="24"/>
-              </w:rPr>
-              <w:t>Bahwa, untuk kepentingan penyidikan tindak pidana, maka perlu mengeluarkan Surat Perintah ini.</w:t>
+            <w:proofErr w:type="spellStart"/>
+            <w:r>
+              <w:rPr>
+                <w:rFonts w:ascii="Arial Narrow" w:eastAsia="Arial Narrow" w:hAnsi="Arial Narrow"/>
+                <w:color w:val="000000"/>
+                <w:sz w:val="24"/>
+                <w:szCs w:val="24"/>
+              </w:rPr>
+              <w:t>B</w:t>
+            </w:r>
+            <w:r>
+              <w:rPr>
+                <w:rFonts w:ascii="Arial Narrow" w:eastAsia="Arial Narrow" w:hAnsi="Arial Narrow"/>
+                <w:color w:val="000000"/>
+                <w:sz w:val="24"/>
+                <w:szCs w:val="24"/>
+              </w:rPr>
+              <w:t>ahwa</w:t>
+            </w:r>
+            <w:proofErr w:type="spellEnd"/>
+            <w:r>
+              <w:rPr>
+                <w:rFonts w:ascii="Arial Narrow" w:eastAsia="Arial Narrow" w:hAnsi="Arial Narrow"/>
+                <w:color w:val="000000"/>
+                <w:sz w:val="24"/>
+                <w:szCs w:val="24"/>
+              </w:rPr>
+              <w:t xml:space="preserve"> </w:t>
+            </w:r>
+            <w:proofErr w:type="spellStart"/>
+            <w:r>
+              <w:rPr>
+                <w:rFonts w:ascii="Arial Narrow" w:eastAsia="Arial Narrow" w:hAnsi="Arial Narrow"/>
+                <w:color w:val="000000"/>
+                <w:sz w:val="24"/>
+                <w:szCs w:val="24"/>
+              </w:rPr>
+              <w:t>dalam</w:t>
+            </w:r>
+            <w:proofErr w:type="spellEnd"/>
+            <w:r>
+              <w:rPr>
+                <w:rFonts w:ascii="Arial Narrow" w:eastAsia="Arial Narrow" w:hAnsi="Arial Narrow"/>
+                <w:color w:val="000000"/>
+                <w:sz w:val="24"/>
+                <w:szCs w:val="24"/>
+              </w:rPr>
+              <w:t xml:space="preserve"> </w:t>
+            </w:r>
+            <w:proofErr w:type="spellStart"/>
+            <w:r>
+              <w:rPr>
+                <w:rFonts w:ascii="Arial Narrow" w:eastAsia="Arial Narrow" w:hAnsi="Arial Narrow"/>
+                <w:color w:val="000000"/>
+                <w:sz w:val="24"/>
+                <w:szCs w:val="24"/>
+              </w:rPr>
+              <w:t>rangka</w:t>
+            </w:r>
+            <w:proofErr w:type="spellEnd"/>
+            <w:r>
+              <w:rPr>
+                <w:rFonts w:ascii="Arial Narrow" w:eastAsia="Arial Narrow" w:hAnsi="Arial Narrow"/>
+                <w:color w:val="000000"/>
+                <w:sz w:val="24"/>
+                <w:szCs w:val="24"/>
+              </w:rPr>
+              <w:t xml:space="preserve"> </w:t>
+            </w:r>
+            <w:proofErr w:type="spellStart"/>
+            <w:r>
+              <w:rPr>
+                <w:rFonts w:ascii="Arial Narrow" w:eastAsia="Arial Narrow" w:hAnsi="Arial Narrow"/>
+                <w:color w:val="000000"/>
+                <w:sz w:val="24"/>
+                <w:szCs w:val="24"/>
+              </w:rPr>
+              <w:t>untuk</w:t>
+            </w:r>
+            <w:proofErr w:type="spellEnd"/>
+            <w:r>
+              <w:rPr>
+                <w:rFonts w:ascii="Arial Narrow" w:eastAsia="Arial Narrow" w:hAnsi="Arial Narrow"/>
+                <w:color w:val="000000"/>
+                <w:sz w:val="24"/>
+                <w:szCs w:val="24"/>
+              </w:rPr>
+              <w:t xml:space="preserve"> </w:t>
+            </w:r>
+            <w:proofErr w:type="spellStart"/>
+            <w:r>
+              <w:rPr>
+                <w:rFonts w:ascii="Arial Narrow" w:eastAsia="Arial Narrow" w:hAnsi="Arial Narrow"/>
+                <w:color w:val="000000"/>
+                <w:sz w:val="24"/>
+                <w:szCs w:val="24"/>
+              </w:rPr>
+              <w:t>mencari</w:t>
+            </w:r>
+            <w:proofErr w:type="spellEnd"/>
+            <w:r>
+              <w:rPr>
+                <w:rFonts w:ascii="Arial Narrow" w:eastAsia="Arial Narrow" w:hAnsi="Arial Narrow"/>
+                <w:color w:val="000000"/>
+                <w:sz w:val="24"/>
+                <w:szCs w:val="24"/>
+              </w:rPr>
+              <w:t xml:space="preserve"> dan </w:t>
+            </w:r>
+            <w:proofErr w:type="spellStart"/>
+            <w:r>
+              <w:rPr>
+                <w:rFonts w:ascii="Arial Narrow" w:eastAsia="Arial Narrow" w:hAnsi="Arial Narrow"/>
+                <w:color w:val="000000"/>
+                <w:sz w:val="24"/>
+                <w:szCs w:val="24"/>
+              </w:rPr>
+              <w:t>mengumpulkan</w:t>
+            </w:r>
+            <w:proofErr w:type="spellEnd"/>
+            <w:r>
+              <w:rPr>
+                <w:rFonts w:ascii="Arial Narrow" w:eastAsia="Arial Narrow" w:hAnsi="Arial Narrow"/>
+                <w:color w:val="000000"/>
+                <w:sz w:val="24"/>
+                <w:szCs w:val="24"/>
+              </w:rPr>
+              <w:t xml:space="preserve"> </w:t>
+            </w:r>
+            <w:proofErr w:type="spellStart"/>
+            <w:r>
+              <w:rPr>
+                <w:rFonts w:ascii="Arial Narrow" w:eastAsia="Arial Narrow" w:hAnsi="Arial Narrow"/>
+                <w:color w:val="000000"/>
+                <w:sz w:val="24"/>
+                <w:szCs w:val="24"/>
+              </w:rPr>
+              <w:t>alat</w:t>
+            </w:r>
+            <w:proofErr w:type="spellEnd"/>
+            <w:r>
+              <w:rPr>
+                <w:rFonts w:ascii="Arial Narrow" w:eastAsia="Arial Narrow" w:hAnsi="Arial Narrow"/>
+                <w:color w:val="000000"/>
+                <w:sz w:val="24"/>
+                <w:szCs w:val="24"/>
+              </w:rPr>
+              <w:t xml:space="preserve"> </w:t>
+            </w:r>
+            <w:proofErr w:type="spellStart"/>
+            <w:r>
+              <w:rPr>
+                <w:rFonts w:ascii="Arial Narrow" w:eastAsia="Arial Narrow" w:hAnsi="Arial Narrow"/>
+                <w:color w:val="000000"/>
+                <w:sz w:val="24"/>
+                <w:szCs w:val="24"/>
+              </w:rPr>
+              <w:t>bukti</w:t>
+            </w:r>
+            <w:proofErr w:type="spellEnd"/>
+            <w:r>
+              <w:rPr>
+                <w:rFonts w:ascii="Arial Narrow" w:eastAsia="Arial Narrow" w:hAnsi="Arial Narrow"/>
+                <w:color w:val="000000"/>
+                <w:sz w:val="24"/>
+                <w:szCs w:val="24"/>
+              </w:rPr>
+              <w:t xml:space="preserve"> guna </w:t>
+            </w:r>
+            <w:proofErr w:type="spellStart"/>
+            <w:r>
+              <w:rPr>
+                <w:rFonts w:ascii="Arial Narrow" w:eastAsia="Arial Narrow" w:hAnsi="Arial Narrow"/>
+                <w:color w:val="000000"/>
+                <w:sz w:val="24"/>
+                <w:szCs w:val="24"/>
+              </w:rPr>
+              <w:t>membuat</w:t>
+            </w:r>
+            <w:proofErr w:type="spellEnd"/>
+            <w:r>
+              <w:rPr>
+                <w:rFonts w:ascii="Arial Narrow" w:eastAsia="Arial Narrow" w:hAnsi="Arial Narrow"/>
+                <w:color w:val="000000"/>
+                <w:sz w:val="24"/>
+                <w:szCs w:val="24"/>
+              </w:rPr>
+              <w:t xml:space="preserve"> </w:t>
+            </w:r>
+            <w:proofErr w:type="spellStart"/>
+            <w:r>
+              <w:rPr>
+                <w:rFonts w:ascii="Arial Narrow" w:eastAsia="Arial Narrow" w:hAnsi="Arial Narrow"/>
+                <w:color w:val="000000"/>
+                <w:sz w:val="24"/>
+                <w:szCs w:val="24"/>
+              </w:rPr>
+              <w:t>terang</w:t>
+            </w:r>
+            <w:proofErr w:type="spellEnd"/>
+            <w:r>
+              <w:rPr>
+                <w:rFonts w:ascii="Arial Narrow" w:eastAsia="Arial Narrow" w:hAnsi="Arial Narrow"/>
+                <w:color w:val="000000"/>
+                <w:sz w:val="24"/>
+                <w:szCs w:val="24"/>
+              </w:rPr>
+              <w:t xml:space="preserve"> </w:t>
+            </w:r>
+            <w:proofErr w:type="spellStart"/>
+            <w:r>
+              <w:rPr>
+                <w:rFonts w:ascii="Arial Narrow" w:eastAsia="Arial Narrow" w:hAnsi="Arial Narrow"/>
+                <w:color w:val="000000"/>
+                <w:sz w:val="24"/>
+                <w:szCs w:val="24"/>
+              </w:rPr>
+              <w:t>tindak</w:t>
+            </w:r>
+            <w:proofErr w:type="spellEnd"/>
+            <w:r>
+              <w:rPr>
+                <w:rFonts w:ascii="Arial Narrow" w:eastAsia="Arial Narrow" w:hAnsi="Arial Narrow"/>
+                <w:color w:val="000000"/>
+                <w:sz w:val="24"/>
+                <w:szCs w:val="24"/>
+              </w:rPr>
+              <w:t xml:space="preserve"> </w:t>
+            </w:r>
+            <w:proofErr w:type="spellStart"/>
+            <w:r>
+              <w:rPr>
+                <w:rFonts w:ascii="Arial Narrow" w:eastAsia="Arial Narrow" w:hAnsi="Arial Narrow"/>
+                <w:color w:val="000000"/>
+                <w:sz w:val="24"/>
+                <w:szCs w:val="24"/>
+              </w:rPr>
+              <w:t>pidana</w:t>
+            </w:r>
+            <w:proofErr w:type="spellEnd"/>
+            <w:r>
+              <w:rPr>
+                <w:rFonts w:ascii="Arial Narrow" w:eastAsia="Arial Narrow" w:hAnsi="Arial Narrow"/>
+                <w:color w:val="000000"/>
+                <w:sz w:val="24"/>
+                <w:szCs w:val="24"/>
+              </w:rPr>
+              <w:t xml:space="preserve"> </w:t>
+            </w:r>
+            <w:proofErr w:type="spellStart"/>
+            <w:r>
+              <w:rPr>
+                <w:rFonts w:ascii="Arial Narrow" w:eastAsia="Arial Narrow" w:hAnsi="Arial Narrow"/>
+                <w:color w:val="000000"/>
+                <w:sz w:val="24"/>
+                <w:szCs w:val="24"/>
+              </w:rPr>
+              <w:t>serta</w:t>
+            </w:r>
+            <w:proofErr w:type="spellEnd"/>
+            <w:r>
+              <w:rPr>
+                <w:rFonts w:ascii="Arial Narrow" w:eastAsia="Arial Narrow" w:hAnsi="Arial Narrow"/>
+                <w:color w:val="000000"/>
+                <w:sz w:val="24"/>
+                <w:szCs w:val="24"/>
+              </w:rPr>
+              <w:t xml:space="preserve"> </w:t>
+            </w:r>
+            <w:proofErr w:type="spellStart"/>
+            <w:r>
+              <w:rPr>
+                <w:rFonts w:ascii="Arial Narrow" w:eastAsia="Arial Narrow" w:hAnsi="Arial Narrow"/>
+                <w:color w:val="000000"/>
+                <w:sz w:val="24"/>
+                <w:szCs w:val="24"/>
+              </w:rPr>
+              <w:t>menemukan</w:t>
+            </w:r>
+            <w:proofErr w:type="spellEnd"/>
+            <w:r>
+              <w:rPr>
+                <w:rFonts w:ascii="Arial Narrow" w:eastAsia="Arial Narrow" w:hAnsi="Arial Narrow"/>
+                <w:color w:val="000000"/>
+                <w:sz w:val="24"/>
+                <w:szCs w:val="24"/>
+              </w:rPr>
+              <w:t xml:space="preserve"> </w:t>
+            </w:r>
+            <w:proofErr w:type="spellStart"/>
+            <w:r>
+              <w:rPr>
+                <w:rFonts w:ascii="Arial Narrow" w:eastAsia="Arial Narrow" w:hAnsi="Arial Narrow"/>
+                <w:color w:val="000000"/>
+                <w:sz w:val="24"/>
+                <w:szCs w:val="24"/>
+              </w:rPr>
+              <w:t>tersangka</w:t>
+            </w:r>
+            <w:proofErr w:type="spellEnd"/>
+            <w:r>
+              <w:rPr>
+                <w:rFonts w:ascii="Arial Narrow" w:eastAsia="Arial Narrow" w:hAnsi="Arial Narrow"/>
+                <w:color w:val="000000"/>
+                <w:sz w:val="24"/>
+                <w:szCs w:val="24"/>
+              </w:rPr>
+              <w:t xml:space="preserve">, </w:t>
+            </w:r>
+            <w:proofErr w:type="spellStart"/>
+            <w:r>
+              <w:rPr>
+                <w:rFonts w:ascii="Arial Narrow" w:eastAsia="Arial Narrow" w:hAnsi="Arial Narrow"/>
+                <w:color w:val="000000"/>
+                <w:sz w:val="24"/>
+                <w:szCs w:val="24"/>
+              </w:rPr>
+              <w:t>dipandang</w:t>
+            </w:r>
+            <w:proofErr w:type="spellEnd"/>
+            <w:r>
+              <w:rPr>
+                <w:rFonts w:ascii="Arial Narrow" w:eastAsia="Arial Narrow" w:hAnsi="Arial Narrow"/>
+                <w:color w:val="000000"/>
+                <w:sz w:val="24"/>
+                <w:szCs w:val="24"/>
+              </w:rPr>
+              <w:t xml:space="preserve"> </w:t>
+            </w:r>
+            <w:proofErr w:type="spellStart"/>
+            <w:r>
+              <w:rPr>
+                <w:rFonts w:ascii="Arial Narrow" w:eastAsia="Arial Narrow" w:hAnsi="Arial Narrow"/>
+                <w:color w:val="000000"/>
+                <w:sz w:val="24"/>
+                <w:szCs w:val="24"/>
+              </w:rPr>
+              <w:t>perlu</w:t>
+            </w:r>
+            <w:proofErr w:type="spellEnd"/>
+            <w:r>
+              <w:rPr>
+                <w:rFonts w:ascii="Arial Narrow" w:eastAsia="Arial Narrow" w:hAnsi="Arial Narrow"/>
+                <w:color w:val="000000"/>
+                <w:sz w:val="24"/>
+                <w:szCs w:val="24"/>
+              </w:rPr>
+              <w:t xml:space="preserve"> </w:t>
+            </w:r>
+            <w:proofErr w:type="spellStart"/>
+            <w:r>
+              <w:rPr>
+                <w:rFonts w:ascii="Arial Narrow" w:eastAsia="Arial Narrow" w:hAnsi="Arial Narrow"/>
+                <w:color w:val="000000"/>
+                <w:sz w:val="24"/>
+                <w:szCs w:val="24"/>
+              </w:rPr>
+              <w:t>mengeluarkan</w:t>
+            </w:r>
+            <w:proofErr w:type="spellEnd"/>
+            <w:r>
+              <w:rPr>
+                <w:rFonts w:ascii="Arial Narrow" w:eastAsia="Arial Narrow" w:hAnsi="Arial Narrow"/>
+                <w:color w:val="000000"/>
+                <w:sz w:val="24"/>
+                <w:szCs w:val="24"/>
+              </w:rPr>
+              <w:t xml:space="preserve"> </w:t>
+            </w:r>
+            <w:proofErr w:type="spellStart"/>
+            <w:r>
+              <w:rPr>
+                <w:rFonts w:ascii="Arial Narrow" w:eastAsia="Arial Narrow" w:hAnsi="Arial Narrow"/>
+                <w:color w:val="000000"/>
+                <w:sz w:val="24"/>
+                <w:szCs w:val="24"/>
+              </w:rPr>
+              <w:t>surat</w:t>
+            </w:r>
+            <w:proofErr w:type="spellEnd"/>
+            <w:r>
+              <w:rPr>
+                <w:rFonts w:ascii="Arial Narrow" w:eastAsia="Arial Narrow" w:hAnsi="Arial Narrow"/>
+                <w:color w:val="000000"/>
+                <w:sz w:val="24"/>
+                <w:szCs w:val="24"/>
+              </w:rPr>
+              <w:t xml:space="preserve"> </w:t>
+            </w:r>
+            <w:proofErr w:type="spellStart"/>
+            <w:r>
+              <w:rPr>
+                <w:rFonts w:ascii="Arial Narrow" w:eastAsia="Arial Narrow" w:hAnsi="Arial Narrow"/>
+                <w:color w:val="000000"/>
+                <w:sz w:val="24"/>
+                <w:szCs w:val="24"/>
+              </w:rPr>
+              <w:t>perintah</w:t>
+            </w:r>
+            <w:proofErr w:type="spellEnd"/>
+            <w:r>
+              <w:rPr>
+                <w:rFonts w:ascii="Arial Narrow" w:eastAsia="Arial Narrow" w:hAnsi="Arial Narrow"/>
+                <w:color w:val="000000"/>
+                <w:sz w:val="24"/>
+                <w:szCs w:val="24"/>
+              </w:rPr>
+              <w:t>.</w:t>
             </w:r>
           </w:p>
         </w:tc>
@@ -608,32 +1082,85 @@
                 <w:szCs w:val="24"/>
               </w:rPr>
             </w:pPr>
-            <w:r>
-              <w:rPr>
-                <w:rFonts w:ascii="Arial Narrow" w:eastAsia="Arial Narrow" w:hAnsi="Arial Narrow"/>
-                <w:color w:val="000000"/>
-                <w:sz w:val="24"/>
-                <w:szCs w:val="24"/>
-              </w:rPr>
-              <w:t xml:space="preserve">Pasal 7, Pasal 8, Pasal 9, Pasal 11, Pasal 12, Pasal 106, </w:t>
-            </w:r>
-            <w:r>
-              <w:rPr>
-                <w:rFonts w:ascii="Arial Narrow" w:eastAsia="Arial Narrow" w:hAnsi="Arial Narrow"/>
-                <w:color w:val="000000"/>
-                <w:sz w:val="24"/>
-                <w:szCs w:val="24"/>
-              </w:rPr>
-              <w:t xml:space="preserve">Pasal 159, </w:t>
-            </w:r>
-            <w:r>
-              <w:rPr>
-                <w:rFonts w:ascii="Arial Narrow" w:eastAsia="Arial Narrow" w:hAnsi="Arial Narrow"/>
-                <w:color w:val="000000"/>
-                <w:sz w:val="24"/>
-                <w:szCs w:val="24"/>
-              </w:rPr>
-              <w:t>Pasal 109 ayat (1), Pasal 10 ayat (1) KUHAP.</w:t>
+            <w:proofErr w:type="spellStart"/>
+            <w:r>
+              <w:rPr>
+                <w:rFonts w:ascii="Arial Narrow" w:eastAsia="Arial Narrow" w:hAnsi="Arial Narrow"/>
+                <w:color w:val="000000"/>
+                <w:sz w:val="24"/>
+                <w:szCs w:val="24"/>
+              </w:rPr>
+              <w:t>Undang-undang</w:t>
+            </w:r>
+            <w:proofErr w:type="spellEnd"/>
+            <w:r>
+              <w:rPr>
+                <w:rFonts w:ascii="Arial Narrow" w:eastAsia="Arial Narrow" w:hAnsi="Arial Narrow"/>
+                <w:color w:val="000000"/>
+                <w:sz w:val="24"/>
+                <w:szCs w:val="24"/>
+              </w:rPr>
+              <w:t xml:space="preserve"> No.2 </w:t>
+            </w:r>
+            <w:proofErr w:type="spellStart"/>
+            <w:r>
+              <w:rPr>
+                <w:rFonts w:ascii="Arial Narrow" w:eastAsia="Arial Narrow" w:hAnsi="Arial Narrow"/>
+                <w:color w:val="000000"/>
+                <w:sz w:val="24"/>
+                <w:szCs w:val="24"/>
+              </w:rPr>
+              <w:t>tahun</w:t>
+            </w:r>
+            <w:proofErr w:type="spellEnd"/>
+            <w:r>
+              <w:rPr>
+                <w:rFonts w:ascii="Arial Narrow" w:eastAsia="Arial Narrow" w:hAnsi="Arial Narrow"/>
+                <w:color w:val="000000"/>
+                <w:sz w:val="24"/>
+                <w:szCs w:val="24"/>
+              </w:rPr>
+              <w:t xml:space="preserve"> 2002 </w:t>
+            </w:r>
+            <w:proofErr w:type="spellStart"/>
+            <w:r>
+              <w:rPr>
+                <w:rFonts w:ascii="Arial Narrow" w:eastAsia="Arial Narrow" w:hAnsi="Arial Narrow"/>
+                <w:color w:val="000000"/>
+                <w:sz w:val="24"/>
+                <w:szCs w:val="24"/>
+              </w:rPr>
+              <w:t>tentang</w:t>
+            </w:r>
+            <w:proofErr w:type="spellEnd"/>
+            <w:r>
+              <w:rPr>
+                <w:rFonts w:ascii="Arial Narrow" w:eastAsia="Arial Narrow" w:hAnsi="Arial Narrow"/>
+                <w:color w:val="000000"/>
+                <w:sz w:val="24"/>
+                <w:szCs w:val="24"/>
+              </w:rPr>
+              <w:t xml:space="preserve"> </w:t>
+            </w:r>
+            <w:proofErr w:type="spellStart"/>
+            <w:r>
+              <w:rPr>
+                <w:rFonts w:ascii="Arial Narrow" w:eastAsia="Arial Narrow" w:hAnsi="Arial Narrow"/>
+                <w:color w:val="000000"/>
+                <w:sz w:val="24"/>
+                <w:szCs w:val="24"/>
+              </w:rPr>
+              <w:t>Kepolisian</w:t>
+            </w:r>
+            <w:proofErr w:type="spellEnd"/>
+            <w:r>
+              <w:rPr>
+                <w:rFonts w:ascii="Arial Narrow" w:eastAsia="Arial Narrow" w:hAnsi="Arial Narrow"/>
+                <w:color w:val="000000"/>
+                <w:sz w:val="24"/>
+                <w:szCs w:val="24"/>
+              </w:rPr>
+              <w:t xml:space="preserve"> Negara Republik Indonesia.</w:t>
             </w:r>
           </w:p>
         </w:tc>
@@ -712,7 +1239,107 @@
                 <w:sz w:val="24"/>
                 <w:szCs w:val="24"/>
               </w:rPr>
-              <w:t>Undang-undang No.2 tahun 2002 tentang Kepolisian Negara Republik Indonesia.</w:t>
+              <w:t xml:space="preserve">Pasal 3 dan Pasal 618 </w:t>
+            </w:r>
+            <w:proofErr w:type="spellStart"/>
+            <w:r>
+              <w:rPr>
+                <w:rFonts w:ascii="Arial Narrow" w:eastAsia="Arial Narrow" w:hAnsi="Arial Narrow"/>
+                <w:color w:val="000000"/>
+                <w:sz w:val="24"/>
+                <w:szCs w:val="24"/>
+              </w:rPr>
+              <w:t>Undang-Undang</w:t>
+            </w:r>
+            <w:proofErr w:type="spellEnd"/>
+            <w:r>
+              <w:rPr>
+                <w:rFonts w:ascii="Arial Narrow" w:eastAsia="Arial Narrow" w:hAnsi="Arial Narrow"/>
+                <w:color w:val="000000"/>
+                <w:sz w:val="24"/>
+                <w:szCs w:val="24"/>
+              </w:rPr>
+              <w:t xml:space="preserve"> </w:t>
+            </w:r>
+            <w:proofErr w:type="spellStart"/>
+            <w:r>
+              <w:rPr>
+                <w:rFonts w:ascii="Arial Narrow" w:eastAsia="Arial Narrow" w:hAnsi="Arial Narrow"/>
+                <w:color w:val="000000"/>
+                <w:sz w:val="24"/>
+                <w:szCs w:val="24"/>
+              </w:rPr>
+              <w:t>Nomor</w:t>
+            </w:r>
+            <w:proofErr w:type="spellEnd"/>
+            <w:r>
+              <w:rPr>
+                <w:rFonts w:ascii="Arial Narrow" w:eastAsia="Arial Narrow" w:hAnsi="Arial Narrow"/>
+                <w:color w:val="000000"/>
+                <w:sz w:val="24"/>
+                <w:szCs w:val="24"/>
+              </w:rPr>
+              <w:t xml:space="preserve"> 1 </w:t>
+            </w:r>
+            <w:proofErr w:type="spellStart"/>
+            <w:r>
+              <w:rPr>
+                <w:rFonts w:ascii="Arial Narrow" w:eastAsia="Arial Narrow" w:hAnsi="Arial Narrow"/>
+                <w:color w:val="000000"/>
+                <w:sz w:val="24"/>
+                <w:szCs w:val="24"/>
+              </w:rPr>
+              <w:t>Tahun</w:t>
+            </w:r>
+            <w:proofErr w:type="spellEnd"/>
+            <w:r>
+              <w:rPr>
+                <w:rFonts w:ascii="Arial Narrow" w:eastAsia="Arial Narrow" w:hAnsi="Arial Narrow"/>
+                <w:color w:val="000000"/>
+                <w:sz w:val="24"/>
+                <w:szCs w:val="24"/>
+              </w:rPr>
+              <w:t xml:space="preserve"> 2023 </w:t>
+            </w:r>
+            <w:proofErr w:type="spellStart"/>
+            <w:r>
+              <w:rPr>
+                <w:rFonts w:ascii="Arial Narrow" w:eastAsia="Arial Narrow" w:hAnsi="Arial Narrow"/>
+                <w:color w:val="000000"/>
+                <w:sz w:val="24"/>
+                <w:szCs w:val="24"/>
+              </w:rPr>
+              <w:t>tentang</w:t>
+            </w:r>
+            <w:proofErr w:type="spellEnd"/>
+            <w:r>
+              <w:rPr>
+                <w:rFonts w:ascii="Arial Narrow" w:eastAsia="Arial Narrow" w:hAnsi="Arial Narrow"/>
+                <w:color w:val="000000"/>
+                <w:sz w:val="24"/>
+                <w:szCs w:val="24"/>
+              </w:rPr>
+              <w:t xml:space="preserve"> Kitab </w:t>
+            </w:r>
+            <w:proofErr w:type="spellStart"/>
+            <w:r>
+              <w:rPr>
+                <w:rFonts w:ascii="Arial Narrow" w:eastAsia="Arial Narrow" w:hAnsi="Arial Narrow"/>
+                <w:color w:val="000000"/>
+                <w:sz w:val="24"/>
+                <w:szCs w:val="24"/>
+              </w:rPr>
+              <w:t>Undang-Undang</w:t>
+            </w:r>
+            <w:proofErr w:type="spellEnd"/>
+            <w:r>
+              <w:rPr>
+                <w:rFonts w:ascii="Arial Narrow" w:eastAsia="Arial Narrow" w:hAnsi="Arial Narrow"/>
+                <w:color w:val="000000"/>
+                <w:sz w:val="24"/>
+                <w:szCs w:val="24"/>
+              </w:rPr>
+              <w:t xml:space="preserve"> Hukum Pidana;</w:t>
             </w:r>
           </w:p>
         </w:tc>
@@ -792,7 +1419,527 @@
                 <w:sz w:val="24"/>
                 <w:szCs w:val="24"/>
               </w:rPr>
-              <w:t>Undang-undang Republik Indonesia Nomor 22 Tahun 2009 tentang Lalu Lintas dan Angkutan Jalan</w:t>
+              <w:t xml:space="preserve">Pasal 1 </w:t>
+            </w:r>
+            <w:proofErr w:type="spellStart"/>
+            <w:r>
+              <w:rPr>
+                <w:rFonts w:ascii="Arial Narrow" w:eastAsia="Arial Narrow" w:hAnsi="Arial Narrow"/>
+                <w:color w:val="000000"/>
+                <w:sz w:val="24"/>
+                <w:szCs w:val="24"/>
+              </w:rPr>
+              <w:t>angka</w:t>
+            </w:r>
+            <w:proofErr w:type="spellEnd"/>
+            <w:r>
+              <w:rPr>
+                <w:rFonts w:ascii="Arial Narrow" w:eastAsia="Arial Narrow" w:hAnsi="Arial Narrow"/>
+                <w:color w:val="000000"/>
+                <w:sz w:val="24"/>
+                <w:szCs w:val="24"/>
+              </w:rPr>
+              <w:t xml:space="preserve"> 1, </w:t>
+            </w:r>
+            <w:proofErr w:type="spellStart"/>
+            <w:r>
+              <w:rPr>
+                <w:rFonts w:ascii="Arial Narrow" w:eastAsia="Arial Narrow" w:hAnsi="Arial Narrow"/>
+                <w:color w:val="000000"/>
+                <w:sz w:val="24"/>
+                <w:szCs w:val="24"/>
+              </w:rPr>
+              <w:t>angka</w:t>
+            </w:r>
+            <w:proofErr w:type="spellEnd"/>
+            <w:r>
+              <w:rPr>
+                <w:rFonts w:ascii="Arial Narrow" w:eastAsia="Arial Narrow" w:hAnsi="Arial Narrow"/>
+                <w:color w:val="000000"/>
+                <w:sz w:val="24"/>
+                <w:szCs w:val="24"/>
+              </w:rPr>
+              <w:t xml:space="preserve"> 2, </w:t>
+            </w:r>
+            <w:proofErr w:type="spellStart"/>
+            <w:r>
+              <w:rPr>
+                <w:rFonts w:ascii="Arial Narrow" w:eastAsia="Arial Narrow" w:hAnsi="Arial Narrow"/>
+                <w:color w:val="000000"/>
+                <w:sz w:val="24"/>
+                <w:szCs w:val="24"/>
+              </w:rPr>
+              <w:t>angka</w:t>
+            </w:r>
+            <w:proofErr w:type="spellEnd"/>
+            <w:r>
+              <w:rPr>
+                <w:rFonts w:ascii="Arial Narrow" w:eastAsia="Arial Narrow" w:hAnsi="Arial Narrow"/>
+                <w:color w:val="000000"/>
+                <w:sz w:val="24"/>
+                <w:szCs w:val="24"/>
+              </w:rPr>
+              <w:t xml:space="preserve"> 5 dan </w:t>
+            </w:r>
+            <w:proofErr w:type="spellStart"/>
+            <w:r>
+              <w:rPr>
+                <w:rFonts w:ascii="Arial Narrow" w:eastAsia="Arial Narrow" w:hAnsi="Arial Narrow"/>
+                <w:color w:val="000000"/>
+                <w:sz w:val="24"/>
+                <w:szCs w:val="24"/>
+              </w:rPr>
+              <w:t>angka</w:t>
+            </w:r>
+            <w:proofErr w:type="spellEnd"/>
+            <w:r>
+              <w:rPr>
+                <w:rFonts w:ascii="Arial Narrow" w:eastAsia="Arial Narrow" w:hAnsi="Arial Narrow"/>
+                <w:color w:val="000000"/>
+                <w:sz w:val="24"/>
+                <w:szCs w:val="24"/>
+              </w:rPr>
+              <w:t xml:space="preserve"> 6, Pasal 2 </w:t>
+            </w:r>
+            <w:proofErr w:type="spellStart"/>
+            <w:r>
+              <w:rPr>
+                <w:rFonts w:ascii="Arial Narrow" w:eastAsia="Arial Narrow" w:hAnsi="Arial Narrow"/>
+                <w:color w:val="000000"/>
+                <w:sz w:val="24"/>
+                <w:szCs w:val="24"/>
+              </w:rPr>
+              <w:t>ayat</w:t>
+            </w:r>
+            <w:proofErr w:type="spellEnd"/>
+            <w:r>
+              <w:rPr>
+                <w:rFonts w:ascii="Arial Narrow" w:eastAsia="Arial Narrow" w:hAnsi="Arial Narrow"/>
+                <w:color w:val="000000"/>
+                <w:sz w:val="24"/>
+                <w:szCs w:val="24"/>
+              </w:rPr>
+              <w:t xml:space="preserve"> (1) dan </w:t>
+            </w:r>
+            <w:proofErr w:type="spellStart"/>
+            <w:r>
+              <w:rPr>
+                <w:rFonts w:ascii="Arial Narrow" w:eastAsia="Arial Narrow" w:hAnsi="Arial Narrow"/>
+                <w:color w:val="000000"/>
+                <w:sz w:val="24"/>
+                <w:szCs w:val="24"/>
+              </w:rPr>
+              <w:t>ayat</w:t>
+            </w:r>
+            <w:proofErr w:type="spellEnd"/>
+            <w:r>
+              <w:rPr>
+                <w:rFonts w:ascii="Arial Narrow" w:eastAsia="Arial Narrow" w:hAnsi="Arial Narrow"/>
+                <w:color w:val="000000"/>
+                <w:sz w:val="24"/>
+                <w:szCs w:val="24"/>
+              </w:rPr>
+              <w:t xml:space="preserve"> (2), Pasal 6 </w:t>
+            </w:r>
+            <w:proofErr w:type="spellStart"/>
+            <w:r>
+              <w:rPr>
+                <w:rFonts w:ascii="Arial Narrow" w:eastAsia="Arial Narrow" w:hAnsi="Arial Narrow"/>
+                <w:color w:val="000000"/>
+                <w:sz w:val="24"/>
+                <w:szCs w:val="24"/>
+              </w:rPr>
+              <w:t>ayat</w:t>
+            </w:r>
+            <w:proofErr w:type="spellEnd"/>
+            <w:r>
+              <w:rPr>
+                <w:rFonts w:ascii="Arial Narrow" w:eastAsia="Arial Narrow" w:hAnsi="Arial Narrow"/>
+                <w:color w:val="000000"/>
+                <w:sz w:val="24"/>
+                <w:szCs w:val="24"/>
+              </w:rPr>
+              <w:t xml:space="preserve"> (2), Pasal 7 </w:t>
+            </w:r>
+            <w:proofErr w:type="spellStart"/>
+            <w:r>
+              <w:rPr>
+                <w:rFonts w:ascii="Arial Narrow" w:eastAsia="Arial Narrow" w:hAnsi="Arial Narrow"/>
+                <w:color w:val="000000"/>
+                <w:sz w:val="24"/>
+                <w:szCs w:val="24"/>
+              </w:rPr>
+              <w:t>ayat</w:t>
+            </w:r>
+            <w:proofErr w:type="spellEnd"/>
+            <w:r>
+              <w:rPr>
+                <w:rFonts w:ascii="Arial Narrow" w:eastAsia="Arial Narrow" w:hAnsi="Arial Narrow"/>
+                <w:color w:val="000000"/>
+                <w:sz w:val="24"/>
+                <w:szCs w:val="24"/>
+              </w:rPr>
+              <w:t xml:space="preserve"> (1) </w:t>
+            </w:r>
+            <w:proofErr w:type="spellStart"/>
+            <w:r>
+              <w:rPr>
+                <w:rFonts w:ascii="Arial Narrow" w:eastAsia="Arial Narrow" w:hAnsi="Arial Narrow"/>
+                <w:color w:val="000000"/>
+                <w:sz w:val="24"/>
+                <w:szCs w:val="24"/>
+              </w:rPr>
+              <w:t>huruf</w:t>
+            </w:r>
+            <w:proofErr w:type="spellEnd"/>
+            <w:r>
+              <w:rPr>
+                <w:rFonts w:ascii="Arial Narrow" w:eastAsia="Arial Narrow" w:hAnsi="Arial Narrow"/>
+                <w:color w:val="000000"/>
+                <w:sz w:val="24"/>
+                <w:szCs w:val="24"/>
+              </w:rPr>
+              <w:t xml:space="preserve"> j, Pasal 8, Pasal 9, Pasal 10, Pasal 11, Pasal 12, Pasal 19 </w:t>
+            </w:r>
+            <w:proofErr w:type="spellStart"/>
+            <w:r>
+              <w:rPr>
+                <w:rFonts w:ascii="Arial Narrow" w:eastAsia="Arial Narrow" w:hAnsi="Arial Narrow"/>
+                <w:color w:val="000000"/>
+                <w:sz w:val="24"/>
+                <w:szCs w:val="24"/>
+              </w:rPr>
+              <w:t>ayat</w:t>
+            </w:r>
+            <w:proofErr w:type="spellEnd"/>
+            <w:r>
+              <w:rPr>
+                <w:rFonts w:ascii="Arial Narrow" w:eastAsia="Arial Narrow" w:hAnsi="Arial Narrow"/>
+                <w:color w:val="000000"/>
+                <w:sz w:val="24"/>
+                <w:szCs w:val="24"/>
+              </w:rPr>
+              <w:t xml:space="preserve"> (2), Pasal 22, Pasal 23, Pasal 24, Pasal 25, Pasal 27, Pasal 30, Pasal 37, Pasal 38, Pasal 48, Pasal 52, Pasal 55, Pasal 56, Pasal 57, Pasal 59, Pasal 60, Pasal 61, Pasal 62 </w:t>
+            </w:r>
+            <w:proofErr w:type="spellStart"/>
+            <w:r>
+              <w:rPr>
+                <w:rFonts w:ascii="Arial Narrow" w:eastAsia="Arial Narrow" w:hAnsi="Arial Narrow"/>
+                <w:color w:val="000000"/>
+                <w:sz w:val="24"/>
+                <w:szCs w:val="24"/>
+              </w:rPr>
+              <w:t>ayat</w:t>
+            </w:r>
+            <w:proofErr w:type="spellEnd"/>
+            <w:r>
+              <w:rPr>
+                <w:rFonts w:ascii="Arial Narrow" w:eastAsia="Arial Narrow" w:hAnsi="Arial Narrow"/>
+                <w:color w:val="000000"/>
+                <w:sz w:val="24"/>
+                <w:szCs w:val="24"/>
+              </w:rPr>
+              <w:t xml:space="preserve"> (1), </w:t>
+            </w:r>
+            <w:proofErr w:type="spellStart"/>
+            <w:r>
+              <w:rPr>
+                <w:rFonts w:ascii="Arial Narrow" w:eastAsia="Arial Narrow" w:hAnsi="Arial Narrow"/>
+                <w:color w:val="000000"/>
+                <w:sz w:val="24"/>
+                <w:szCs w:val="24"/>
+              </w:rPr>
+              <w:t>ayat</w:t>
+            </w:r>
+            <w:proofErr w:type="spellEnd"/>
+            <w:r>
+              <w:rPr>
+                <w:rFonts w:ascii="Arial Narrow" w:eastAsia="Arial Narrow" w:hAnsi="Arial Narrow"/>
+                <w:color w:val="000000"/>
+                <w:sz w:val="24"/>
+                <w:szCs w:val="24"/>
+              </w:rPr>
+              <w:t xml:space="preserve"> (3) dan </w:t>
+            </w:r>
+            <w:proofErr w:type="spellStart"/>
+            <w:r>
+              <w:rPr>
+                <w:rFonts w:ascii="Arial Narrow" w:eastAsia="Arial Narrow" w:hAnsi="Arial Narrow"/>
+                <w:color w:val="000000"/>
+                <w:sz w:val="24"/>
+                <w:szCs w:val="24"/>
+              </w:rPr>
+              <w:t>ayat</w:t>
+            </w:r>
+            <w:proofErr w:type="spellEnd"/>
+            <w:r>
+              <w:rPr>
+                <w:rFonts w:ascii="Arial Narrow" w:eastAsia="Arial Narrow" w:hAnsi="Arial Narrow"/>
+                <w:color w:val="000000"/>
+                <w:sz w:val="24"/>
+                <w:szCs w:val="24"/>
+              </w:rPr>
+              <w:t xml:space="preserve"> (5), Pasal 63, Pasal 65 </w:t>
+            </w:r>
+            <w:proofErr w:type="spellStart"/>
+            <w:r>
+              <w:rPr>
+                <w:rFonts w:ascii="Arial Narrow" w:eastAsia="Arial Narrow" w:hAnsi="Arial Narrow"/>
+                <w:color w:val="000000"/>
+                <w:sz w:val="24"/>
+                <w:szCs w:val="24"/>
+              </w:rPr>
+              <w:t>huruf</w:t>
+            </w:r>
+            <w:proofErr w:type="spellEnd"/>
+            <w:r>
+              <w:rPr>
+                <w:rFonts w:ascii="Arial Narrow" w:eastAsia="Arial Narrow" w:hAnsi="Arial Narrow"/>
+                <w:color w:val="000000"/>
+                <w:sz w:val="24"/>
+                <w:szCs w:val="24"/>
+              </w:rPr>
+              <w:t xml:space="preserve"> a dan </w:t>
+            </w:r>
+            <w:proofErr w:type="spellStart"/>
+            <w:r>
+              <w:rPr>
+                <w:rFonts w:ascii="Arial Narrow" w:eastAsia="Arial Narrow" w:hAnsi="Arial Narrow"/>
+                <w:color w:val="000000"/>
+                <w:sz w:val="24"/>
+                <w:szCs w:val="24"/>
+              </w:rPr>
+              <w:t>huruf</w:t>
+            </w:r>
+            <w:proofErr w:type="spellEnd"/>
+            <w:r>
+              <w:rPr>
+                <w:rFonts w:ascii="Arial Narrow" w:eastAsia="Arial Narrow" w:hAnsi="Arial Narrow"/>
+                <w:color w:val="000000"/>
+                <w:sz w:val="24"/>
+                <w:szCs w:val="24"/>
+              </w:rPr>
+              <w:t xml:space="preserve"> b, Pasal 79, Pasal 80, Pasal 81, Pasal 82, Pasal 83, Pasal 84, Pasal 93, Pasal 99, Pasal 102, Pasal 112, Pasal 118, Pasal 136, Pasal 140, Pasal 163 </w:t>
+            </w:r>
+            <w:proofErr w:type="spellStart"/>
+            <w:r>
+              <w:rPr>
+                <w:rFonts w:ascii="Arial Narrow" w:eastAsia="Arial Narrow" w:hAnsi="Arial Narrow"/>
+                <w:color w:val="000000"/>
+                <w:sz w:val="24"/>
+                <w:szCs w:val="24"/>
+              </w:rPr>
+              <w:t>ayat</w:t>
+            </w:r>
+            <w:proofErr w:type="spellEnd"/>
+            <w:r>
+              <w:rPr>
+                <w:rFonts w:ascii="Arial Narrow" w:eastAsia="Arial Narrow" w:hAnsi="Arial Narrow"/>
+                <w:color w:val="000000"/>
+                <w:sz w:val="24"/>
+                <w:szCs w:val="24"/>
+              </w:rPr>
+              <w:t xml:space="preserve"> (1) </w:t>
+            </w:r>
+            <w:proofErr w:type="spellStart"/>
+            <w:r>
+              <w:rPr>
+                <w:rFonts w:ascii="Arial Narrow" w:eastAsia="Arial Narrow" w:hAnsi="Arial Narrow"/>
+                <w:color w:val="000000"/>
+                <w:sz w:val="24"/>
+                <w:szCs w:val="24"/>
+              </w:rPr>
+              <w:t>huruf</w:t>
+            </w:r>
+            <w:proofErr w:type="spellEnd"/>
+            <w:r>
+              <w:rPr>
+                <w:rFonts w:ascii="Arial Narrow" w:eastAsia="Arial Narrow" w:hAnsi="Arial Narrow"/>
+                <w:color w:val="000000"/>
+                <w:sz w:val="24"/>
+                <w:szCs w:val="24"/>
+              </w:rPr>
+              <w:t xml:space="preserve"> g dan </w:t>
+            </w:r>
+            <w:proofErr w:type="spellStart"/>
+            <w:r>
+              <w:rPr>
+                <w:rFonts w:ascii="Arial Narrow" w:eastAsia="Arial Narrow" w:hAnsi="Arial Narrow"/>
+                <w:color w:val="000000"/>
+                <w:sz w:val="24"/>
+                <w:szCs w:val="24"/>
+              </w:rPr>
+              <w:t>ayat</w:t>
+            </w:r>
+            <w:proofErr w:type="spellEnd"/>
+            <w:r>
+              <w:rPr>
+                <w:rFonts w:ascii="Arial Narrow" w:eastAsia="Arial Narrow" w:hAnsi="Arial Narrow"/>
+                <w:color w:val="000000"/>
+                <w:sz w:val="24"/>
+                <w:szCs w:val="24"/>
+              </w:rPr>
+              <w:t xml:space="preserve"> (3) </w:t>
+            </w:r>
+            <w:proofErr w:type="spellStart"/>
+            <w:r>
+              <w:rPr>
+                <w:rFonts w:ascii="Arial Narrow" w:eastAsia="Arial Narrow" w:hAnsi="Arial Narrow"/>
+                <w:color w:val="000000"/>
+                <w:sz w:val="24"/>
+                <w:szCs w:val="24"/>
+              </w:rPr>
+              <w:t>huruf</w:t>
+            </w:r>
+            <w:proofErr w:type="spellEnd"/>
+            <w:r>
+              <w:rPr>
+                <w:rFonts w:ascii="Arial Narrow" w:eastAsia="Arial Narrow" w:hAnsi="Arial Narrow"/>
+                <w:color w:val="000000"/>
+                <w:sz w:val="24"/>
+                <w:szCs w:val="24"/>
+              </w:rPr>
+              <w:t xml:space="preserve"> c dan e, Pasal 164 </w:t>
+            </w:r>
+            <w:proofErr w:type="spellStart"/>
+            <w:r>
+              <w:rPr>
+                <w:rFonts w:ascii="Arial Narrow" w:eastAsia="Arial Narrow" w:hAnsi="Arial Narrow"/>
+                <w:color w:val="000000"/>
+                <w:sz w:val="24"/>
+                <w:szCs w:val="24"/>
+              </w:rPr>
+              <w:t>ayat</w:t>
+            </w:r>
+            <w:proofErr w:type="spellEnd"/>
+            <w:r>
+              <w:rPr>
+                <w:rFonts w:ascii="Arial Narrow" w:eastAsia="Arial Narrow" w:hAnsi="Arial Narrow"/>
+                <w:color w:val="000000"/>
+                <w:sz w:val="24"/>
+                <w:szCs w:val="24"/>
+              </w:rPr>
+              <w:t xml:space="preserve"> (2), Pasal 212, Pasal 327 dan Pasal 361 </w:t>
+            </w:r>
+            <w:proofErr w:type="spellStart"/>
+            <w:r>
+              <w:rPr>
+                <w:rFonts w:ascii="Arial Narrow" w:eastAsia="Arial Narrow" w:hAnsi="Arial Narrow"/>
+                <w:color w:val="000000"/>
+                <w:sz w:val="24"/>
+                <w:szCs w:val="24"/>
+              </w:rPr>
+              <w:t>Undang-Undang</w:t>
+            </w:r>
+            <w:proofErr w:type="spellEnd"/>
+            <w:r>
+              <w:rPr>
+                <w:rFonts w:ascii="Arial Narrow" w:eastAsia="Arial Narrow" w:hAnsi="Arial Narrow"/>
+                <w:color w:val="000000"/>
+                <w:sz w:val="24"/>
+                <w:szCs w:val="24"/>
+              </w:rPr>
+              <w:t xml:space="preserve"> </w:t>
+            </w:r>
+            <w:proofErr w:type="spellStart"/>
+            <w:r>
+              <w:rPr>
+                <w:rFonts w:ascii="Arial Narrow" w:eastAsia="Arial Narrow" w:hAnsi="Arial Narrow"/>
+                <w:color w:val="000000"/>
+                <w:sz w:val="24"/>
+                <w:szCs w:val="24"/>
+              </w:rPr>
+              <w:t>Nomor</w:t>
+            </w:r>
+            <w:proofErr w:type="spellEnd"/>
+            <w:r>
+              <w:rPr>
+                <w:rFonts w:ascii="Arial Narrow" w:eastAsia="Arial Narrow" w:hAnsi="Arial Narrow"/>
+                <w:color w:val="000000"/>
+                <w:sz w:val="24"/>
+                <w:szCs w:val="24"/>
+              </w:rPr>
+              <w:t xml:space="preserve"> 20 </w:t>
+            </w:r>
+            <w:proofErr w:type="spellStart"/>
+            <w:r>
+              <w:rPr>
+                <w:rFonts w:ascii="Arial Narrow" w:eastAsia="Arial Narrow" w:hAnsi="Arial Narrow"/>
+                <w:color w:val="000000"/>
+                <w:sz w:val="24"/>
+                <w:szCs w:val="24"/>
+              </w:rPr>
+              <w:t>Tahun</w:t>
+            </w:r>
+            <w:proofErr w:type="spellEnd"/>
+            <w:r>
+              <w:rPr>
+                <w:rFonts w:ascii="Arial Narrow" w:eastAsia="Arial Narrow" w:hAnsi="Arial Narrow"/>
+                <w:color w:val="000000"/>
+                <w:sz w:val="24"/>
+                <w:szCs w:val="24"/>
+              </w:rPr>
+              <w:t xml:space="preserve"> 2025 </w:t>
+            </w:r>
+            <w:proofErr w:type="spellStart"/>
+            <w:r>
+              <w:rPr>
+                <w:rFonts w:ascii="Arial Narrow" w:eastAsia="Arial Narrow" w:hAnsi="Arial Narrow"/>
+                <w:color w:val="000000"/>
+                <w:sz w:val="24"/>
+                <w:szCs w:val="24"/>
+              </w:rPr>
+              <w:t>tentang</w:t>
+            </w:r>
+            <w:proofErr w:type="spellEnd"/>
+            <w:r>
+              <w:rPr>
+                <w:rFonts w:ascii="Arial Narrow" w:eastAsia="Arial Narrow" w:hAnsi="Arial Narrow"/>
+                <w:color w:val="000000"/>
+                <w:sz w:val="24"/>
+                <w:szCs w:val="24"/>
+              </w:rPr>
+              <w:t xml:space="preserve"> Kitab </w:t>
+            </w:r>
+            <w:proofErr w:type="spellStart"/>
+            <w:r>
+              <w:rPr>
+                <w:rFonts w:ascii="Arial Narrow" w:eastAsia="Arial Narrow" w:hAnsi="Arial Narrow"/>
+                <w:color w:val="000000"/>
+                <w:sz w:val="24"/>
+                <w:szCs w:val="24"/>
+              </w:rPr>
+              <w:t>Undang-Undang</w:t>
+            </w:r>
+            <w:proofErr w:type="spellEnd"/>
+            <w:r>
+              <w:rPr>
+                <w:rFonts w:ascii="Arial Narrow" w:eastAsia="Arial Narrow" w:hAnsi="Arial Narrow"/>
+                <w:color w:val="000000"/>
+                <w:sz w:val="24"/>
+                <w:szCs w:val="24"/>
+              </w:rPr>
+              <w:t xml:space="preserve"> Hukum Acara </w:t>
+            </w:r>
+            <w:proofErr w:type="spellStart"/>
+            <w:r>
+              <w:rPr>
+                <w:rFonts w:ascii="Arial Narrow" w:eastAsia="Arial Narrow" w:hAnsi="Arial Narrow"/>
+                <w:color w:val="000000"/>
+                <w:sz w:val="24"/>
+                <w:szCs w:val="24"/>
+              </w:rPr>
+              <w:t>Pidana</w:t>
+            </w:r>
+            <w:proofErr w:type="spellEnd"/>
+            <w:r>
+              <w:rPr>
+                <w:rFonts w:ascii="Arial Narrow" w:eastAsia="Arial Narrow" w:hAnsi="Arial Narrow"/>
+                <w:color w:val="000000"/>
+                <w:sz w:val="24"/>
+                <w:szCs w:val="24"/>
+              </w:rPr>
+              <w:t>;</w:t>
             </w:r>
           </w:p>
         </w:tc>
@@ -855,7 +2002,7 @@
                 <w:sz w:val="24"/>
                 <w:szCs w:val="24"/>
               </w:rPr>
-              <w:t xml:space="preserve">. </w:t>
+              <w:t>.</w:t>
             </w:r>
           </w:p>
         </w:tc>
@@ -873,32 +2020,204 @@
                 <w:szCs w:val="24"/>
               </w:rPr>
             </w:pPr>
-            <w:r>
-              <w:rPr>
-                <w:rFonts w:ascii="Arial Narrow" w:eastAsia="Arial Narrow" w:hAnsi="Arial Narrow"/>
-                <w:color w:val="000000"/>
-                <w:sz w:val="24"/>
-                <w:szCs w:val="24"/>
-              </w:rPr>
-              <w:t>Laporan Polisi No.</w:t>
-            </w:r>
-            <w:r>
-              <w:rPr>
-                <w:rFonts w:ascii="Arial Narrow" w:eastAsia="Arial Narrow" w:hAnsi="Arial Narrow"/>
-                <w:color w:val="000000"/>
-                <w:sz w:val="24"/>
-                <w:szCs w:val="24"/>
-              </w:rPr>
-              <w:t>${no_lp}</w:t>
-            </w:r>
-            <w:r>
-              <w:rPr>
-                <w:rFonts w:ascii="Arial Narrow" w:eastAsia="Arial Narrow" w:hAnsi="Arial Narrow"/>
-                <w:color w:val="000000"/>
-                <w:sz w:val="24"/>
-                <w:szCs w:val="24"/>
-              </w:rPr>
-              <w:t xml:space="preserve">, tanggal </w:t>
+            <w:proofErr w:type="spellStart"/>
+            <w:r>
+              <w:rPr>
+                <w:rFonts w:ascii="Arial Narrow" w:eastAsia="Arial Narrow" w:hAnsi="Arial Narrow"/>
+                <w:color w:val="000000"/>
+                <w:sz w:val="24"/>
+                <w:szCs w:val="24"/>
+              </w:rPr>
+              <w:t>Undang-undang</w:t>
+            </w:r>
+            <w:proofErr w:type="spellEnd"/>
+            <w:r>
+              <w:rPr>
+                <w:rFonts w:ascii="Arial Narrow" w:eastAsia="Arial Narrow" w:hAnsi="Arial Narrow"/>
+                <w:color w:val="000000"/>
+                <w:sz w:val="24"/>
+                <w:szCs w:val="24"/>
+              </w:rPr>
+              <w:t xml:space="preserve"> Republik Indonesia </w:t>
+            </w:r>
+            <w:proofErr w:type="spellStart"/>
+            <w:r>
+              <w:rPr>
+                <w:rFonts w:ascii="Arial Narrow" w:eastAsia="Arial Narrow" w:hAnsi="Arial Narrow"/>
+                <w:color w:val="000000"/>
+                <w:sz w:val="24"/>
+                <w:szCs w:val="24"/>
+              </w:rPr>
+              <w:t>Nomor</w:t>
+            </w:r>
+            <w:proofErr w:type="spellEnd"/>
+            <w:r>
+              <w:rPr>
+                <w:rFonts w:ascii="Arial Narrow" w:eastAsia="Arial Narrow" w:hAnsi="Arial Narrow"/>
+                <w:color w:val="000000"/>
+                <w:sz w:val="24"/>
+                <w:szCs w:val="24"/>
+              </w:rPr>
+              <w:t xml:space="preserve"> 22 </w:t>
+            </w:r>
+            <w:proofErr w:type="spellStart"/>
+            <w:r>
+              <w:rPr>
+                <w:rFonts w:ascii="Arial Narrow" w:eastAsia="Arial Narrow" w:hAnsi="Arial Narrow"/>
+                <w:color w:val="000000"/>
+                <w:sz w:val="24"/>
+                <w:szCs w:val="24"/>
+              </w:rPr>
+              <w:t>Tahun</w:t>
+            </w:r>
+            <w:proofErr w:type="spellEnd"/>
+            <w:r>
+              <w:rPr>
+                <w:rFonts w:ascii="Arial Narrow" w:eastAsia="Arial Narrow" w:hAnsi="Arial Narrow"/>
+                <w:color w:val="000000"/>
+                <w:sz w:val="24"/>
+                <w:szCs w:val="24"/>
+              </w:rPr>
+              <w:t xml:space="preserve"> 2009 </w:t>
+            </w:r>
+            <w:proofErr w:type="spellStart"/>
+            <w:r>
+              <w:rPr>
+                <w:rFonts w:ascii="Arial Narrow" w:eastAsia="Arial Narrow" w:hAnsi="Arial Narrow"/>
+                <w:color w:val="000000"/>
+                <w:sz w:val="24"/>
+                <w:szCs w:val="24"/>
+              </w:rPr>
+              <w:t>tentang</w:t>
+            </w:r>
+            <w:proofErr w:type="spellEnd"/>
+            <w:r>
+              <w:rPr>
+                <w:rFonts w:ascii="Arial Narrow" w:eastAsia="Arial Narrow" w:hAnsi="Arial Narrow"/>
+                <w:color w:val="000000"/>
+                <w:sz w:val="24"/>
+                <w:szCs w:val="24"/>
+              </w:rPr>
+              <w:t xml:space="preserve"> Lalu Lintas dan </w:t>
+            </w:r>
+            <w:proofErr w:type="spellStart"/>
+            <w:r>
+              <w:rPr>
+                <w:rFonts w:ascii="Arial Narrow" w:eastAsia="Arial Narrow" w:hAnsi="Arial Narrow"/>
+                <w:color w:val="000000"/>
+                <w:sz w:val="24"/>
+                <w:szCs w:val="24"/>
+              </w:rPr>
+              <w:t>Angkutan</w:t>
+            </w:r>
+            <w:proofErr w:type="spellEnd"/>
+            <w:r>
+              <w:rPr>
+                <w:rFonts w:ascii="Arial Narrow" w:eastAsia="Arial Narrow" w:hAnsi="Arial Narrow"/>
+                <w:color w:val="000000"/>
+                <w:sz w:val="24"/>
+                <w:szCs w:val="24"/>
+              </w:rPr>
+              <w:t xml:space="preserve"> Jalan</w:t>
+            </w:r>
+          </w:p>
+        </w:tc>
+      </w:tr>
+      <w:tr>
+        <w:tc>
+          <w:tcPr>
+            <w:tcW w:w="1435" w:type="dxa"/>
+          </w:tcPr>
+          <w:p>
+            <w:pPr>
+              <w:jc w:val="both"/>
+              <w:rPr>
+                <w:rFonts w:ascii="Arial Narrow" w:hAnsi="Arial Narrow"/>
+                <w:sz w:val="24"/>
+                <w:szCs w:val="24"/>
+              </w:rPr>
+            </w:pPr>
+          </w:p>
+        </w:tc>
+        <w:tc>
+          <w:tcPr>
+            <w:tcW w:w="266" w:type="dxa"/>
+          </w:tcPr>
+          <w:p>
+            <w:pPr>
+              <w:jc w:val="both"/>
+              <w:rPr>
+                <w:rFonts w:ascii="Arial Narrow" w:hAnsi="Arial Narrow"/>
+                <w:sz w:val="24"/>
+                <w:szCs w:val="24"/>
+              </w:rPr>
+            </w:pPr>
+          </w:p>
+        </w:tc>
+        <w:tc>
+          <w:tcPr>
+            <w:tcW w:w="284" w:type="dxa"/>
+          </w:tcPr>
+          <w:p>
+            <w:pPr>
+              <w:jc w:val="both"/>
+              <w:rPr>
+                <w:rFonts w:ascii="Arial Narrow" w:hAnsi="Arial Narrow"/>
+                <w:sz w:val="24"/>
+                <w:szCs w:val="24"/>
+              </w:rPr>
+            </w:pPr>
+            <w:r>
+              <w:rPr>
+                <w:rFonts w:ascii="Arial Narrow" w:hAnsi="Arial Narrow"/>
+                <w:sz w:val="24"/>
+                <w:szCs w:val="24"/>
+              </w:rPr>
+              <w:t>5</w:t>
+            </w:r>
+            <w:r>
+              <w:rPr>
+                <w:rFonts w:ascii="Arial Narrow" w:hAnsi="Arial Narrow"/>
+                <w:sz w:val="24"/>
+                <w:szCs w:val="24"/>
+              </w:rPr>
+              <w:t xml:space="preserve">. </w:t>
+            </w:r>
+          </w:p>
+        </w:tc>
+        <w:tc>
+          <w:tcPr>
+            <w:tcW w:w="7652" w:type="dxa"/>
+          </w:tcPr>
+          <w:p>
+            <w:pPr>
+              <w:jc w:val="both"/>
+              <w:rPr>
+                <w:rFonts w:ascii="Arial Narrow" w:eastAsia="Arial Narrow" w:hAnsi="Arial Narrow"/>
+                <w:color w:val="000000"/>
+                <w:sz w:val="24"/>
+                <w:szCs w:val="24"/>
+              </w:rPr>
+            </w:pPr>
+            <w:proofErr w:type="spellStart"/>
+            <w:r>
+              <w:rPr>
+                <w:rFonts w:ascii="Arial Narrow" w:eastAsia="Arial Narrow" w:hAnsi="Arial Narrow"/>
+                <w:color w:val="000000"/>
+                <w:sz w:val="24"/>
+                <w:szCs w:val="24"/>
+              </w:rPr>
+              <w:t>Laporan</w:t>
+            </w:r>
+            <w:proofErr w:type="spellEnd"/>
+            <w:r>
+              <w:rPr>
+                <w:rFonts w:ascii="Arial Narrow" w:eastAsia="Arial Narrow" w:hAnsi="Arial Narrow"/>
+                <w:color w:val="000000"/>
+                <w:sz w:val="24"/>
+                <w:szCs w:val="24"/>
+              </w:rPr>
+              <w:t xml:space="preserve"> Polisi No.</w:t>
             </w:r>
             <w:r>
               <w:rPr>
@@ -909,6 +2228,65 @@
               </w:rPr>
               <w:t>${</w:t>
             </w:r>
+            <w:proofErr w:type="spellStart"/>
+            <w:r>
+              <w:rPr>
+                <w:rFonts w:ascii="Arial Narrow" w:eastAsia="Arial Narrow" w:hAnsi="Arial Narrow"/>
+                <w:color w:val="000000"/>
+                <w:sz w:val="24"/>
+                <w:szCs w:val="24"/>
+              </w:rPr>
+              <w:t>no_lp</w:t>
+            </w:r>
+            <w:proofErr w:type="spellEnd"/>
+            <w:r>
+              <w:rPr>
+                <w:rFonts w:ascii="Arial Narrow" w:eastAsia="Arial Narrow" w:hAnsi="Arial Narrow"/>
+                <w:color w:val="000000"/>
+                <w:sz w:val="24"/>
+                <w:szCs w:val="24"/>
+              </w:rPr>
+              <w:t>}</w:t>
+            </w:r>
+            <w:r>
+              <w:rPr>
+                <w:rFonts w:ascii="Arial Narrow" w:eastAsia="Arial Narrow" w:hAnsi="Arial Narrow"/>
+                <w:color w:val="000000"/>
+                <w:sz w:val="24"/>
+                <w:szCs w:val="24"/>
+              </w:rPr>
+              <w:t xml:space="preserve">, </w:t>
+            </w:r>
+            <w:proofErr w:type="spellStart"/>
+            <w:r>
+              <w:rPr>
+                <w:rFonts w:ascii="Arial Narrow" w:eastAsia="Arial Narrow" w:hAnsi="Arial Narrow"/>
+                <w:color w:val="000000"/>
+                <w:sz w:val="24"/>
+                <w:szCs w:val="24"/>
+              </w:rPr>
+              <w:t>tanggal</w:t>
+            </w:r>
+            <w:proofErr w:type="spellEnd"/>
+            <w:r>
+              <w:rPr>
+                <w:rFonts w:ascii="Arial Narrow" w:eastAsia="Arial Narrow" w:hAnsi="Arial Narrow"/>
+                <w:color w:val="000000"/>
+                <w:sz w:val="24"/>
+                <w:szCs w:val="24"/>
+              </w:rPr>
+              <w:t xml:space="preserve"> </w:t>
+            </w:r>
+            <w:r>
+              <w:rPr>
+                <w:rFonts w:ascii="Arial Narrow" w:eastAsia="Arial Narrow" w:hAnsi="Arial Narrow"/>
+                <w:color w:val="000000"/>
+                <w:sz w:val="24"/>
+                <w:szCs w:val="24"/>
+              </w:rPr>
+              <w:t>${</w:t>
+            </w:r>
+            <w:proofErr w:type="spellStart"/>
             <w:r>
               <w:rPr>
                 <w:rFonts w:ascii="Arial Narrow" w:eastAsia="Arial Narrow" w:hAnsi="Arial Narrow"/>
@@ -925,7 +2303,17 @@
                 <w:sz w:val="24"/>
                 <w:szCs w:val="24"/>
               </w:rPr>
-              <w:t>_date}</w:t>
+              <w:t>_date</w:t>
+            </w:r>
+            <w:proofErr w:type="spellEnd"/>
+            <w:r>
+              <w:rPr>
+                <w:rFonts w:ascii="Arial Narrow" w:eastAsia="Arial Narrow" w:hAnsi="Arial Narrow"/>
+                <w:color w:val="000000"/>
+                <w:sz w:val="24"/>
+                <w:szCs w:val="24"/>
+              </w:rPr>
+              <w:t>}</w:t>
             </w:r>
             <w:r>
               <w:rPr>
@@ -972,6 +2360,7 @@
                 <w:color w:val="000000"/>
                 <w:sz w:val="24"/>
                 <w:szCs w:val="24"/>
+                <w:lang w:val="pt-BR"/>
               </w:rPr>
             </w:pPr>
             <w:r>
@@ -981,6 +2370,7 @@
                 <w:color w:val="000000"/>
                 <w:sz w:val="24"/>
                 <w:szCs w:val="24"/>
+                <w:lang w:val="pt-BR"/>
               </w:rPr>
               <w:t>D I P E R I N T A H K A N</w:t>
             </w:r>
@@ -995,6 +2385,7 @@
           <w:rFonts w:ascii="Arial Narrow" w:hAnsi="Arial Narrow"/>
           <w:sz w:val="16"/>
           <w:szCs w:val="16"/>
+          <w:lang w:val="pt-BR"/>
         </w:rPr>
       </w:pPr>
     </w:p>
@@ -1038,6 +2429,7 @@
                 <w:szCs w:val="24"/>
               </w:rPr>
             </w:pPr>
+            <w:proofErr w:type="spellStart"/>
             <w:r>
               <w:rPr>
                 <w:rFonts w:ascii="Arial Narrow" w:hAnsi="Arial Narrow"/>
@@ -1046,6 +2438,7 @@
               </w:rPr>
               <w:t>Kepada</w:t>
             </w:r>
+            <w:proofErr w:type="spellEnd"/>
           </w:p>
         </w:tc>
         <w:tc>
@@ -1077,7 +2470,15 @@
           </w:tcPr>
           <w:p>
             <w:r>
-              <w:t>${block_officers}</w:t>
+              <w:t>${</w:t>
+            </w:r>
+            <w:proofErr w:type="spellStart"/>
+            <w:r>
+              <w:t>block_officers</w:t>
+            </w:r>
+            <w:proofErr w:type="spellEnd"/>
+            <w:r>
+              <w:t>}</w:t>
             </w:r>
           </w:p>
           <w:tbl>
@@ -1103,8 +2504,6 @@
             </w:tblPr>
             <w:tblGrid>
               <w:gridCol w:w="284"/>
-              <w:gridCol w:w="1276"/>
-              <w:gridCol w:w="283"/>
               <w:gridCol w:w="6073"/>
             </w:tblGrid>
             <w:tr>
@@ -1140,52 +2539,6 @@
               </w:tc>
               <w:tc>
                 <w:tcPr>
-                  <w:tcW w:w="1276" w:type="dxa"/>
-                </w:tcPr>
-                <w:p>
-                  <w:pPr>
-                    <w:rPr>
-                      <w:rFonts w:ascii="Arial Narrow" w:hAnsi="Arial Narrow"/>
-                      <w:sz w:val="24"/>
-                      <w:szCs w:val="24"/>
-                    </w:rPr>
-                  </w:pPr>
-                  <w:r>
-                    <w:rPr>
-                      <w:rFonts w:ascii="Arial Narrow" w:hAnsi="Arial Narrow"/>
-                      <w:sz w:val="24"/>
-                      <w:szCs w:val="24"/>
-                    </w:rPr>
-                    <w:t>Nama</w:t>
-                  </w:r>
-                </w:p>
-              </w:tc>
-              <w:tc>
-                <w:tcPr>
-                  <w:tcW w:w="283" w:type="dxa"/>
-                </w:tcPr>
-                <w:p>
-                  <w:pPr>
-                    <w:rPr>
-                      <w:rFonts w:ascii="Arial Narrow" w:hAnsi="Arial Narrow"/>
-                      <w:sz w:val="24"/>
-                      <w:szCs w:val="24"/>
-                    </w:rPr>
-                  </w:pPr>
-                  <w:r>
-                    <w:rPr>
-                      <w:rFonts w:ascii="Arial Narrow" w:eastAsia="Arial Narrow" w:hAnsi="Arial Narrow"/>
-                      <w:bCs/>
-                      <w:color w:val="000000"/>
-                      <w:sz w:val="24"/>
-                      <w:szCs w:val="24"/>
-                    </w:rPr>
-                    <w:t>:</w:t>
-                  </w:r>
-                </w:p>
-              </w:tc>
-              <w:tc>
-                <w:tcPr>
                   <w:tcW w:w="6073" w:type="dxa"/>
                 </w:tcPr>
                 <w:p>
@@ -1194,8 +2547,38 @@
                       <w:rFonts w:ascii="Arial Narrow" w:hAnsi="Arial Narrow"/>
                       <w:sz w:val="24"/>
                       <w:szCs w:val="24"/>
+                      <w:u w:val="single"/>
                     </w:rPr>
                   </w:pPr>
+                  <w:r>
+                    <w:rPr>
+                      <w:rFonts w:ascii="Arial Narrow" w:hAnsi="Arial Narrow"/>
+                      <w:sz w:val="24"/>
+                      <w:szCs w:val="24"/>
+                      <w:u w:val="single"/>
+                    </w:rPr>
+                    <w:t>${</w:t>
+                  </w:r>
+                  <w:proofErr w:type="spellStart"/>
+                  <w:r>
+                    <w:rPr>
+                      <w:rFonts w:ascii="Arial Narrow" w:hAnsi="Arial Narrow"/>
+                      <w:sz w:val="24"/>
+                      <w:szCs w:val="24"/>
+                      <w:u w:val="single"/>
+                    </w:rPr>
+                    <w:t>rank_id</w:t>
+                  </w:r>
+                  <w:proofErr w:type="spellEnd"/>
+                  <w:r>
+                    <w:rPr>
+                      <w:rFonts w:ascii="Arial Narrow" w:hAnsi="Arial Narrow"/>
+                      <w:sz w:val="24"/>
+                      <w:szCs w:val="24"/>
+                      <w:u w:val="single"/>
+                    </w:rPr>
+                    <w:t xml:space="preserve">} </w:t>
+                  </w:r>
                   <w:r>
                     <w:rPr>
                       <w:rFonts w:ascii="Arial Narrow" w:eastAsia="Arial Narrow" w:hAnsi="Arial Narrow"/>
@@ -1203,91 +2586,86 @@
                       <w:color w:val="000000"/>
                       <w:sz w:val="24"/>
                       <w:szCs w:val="24"/>
-                    </w:rPr>
-                    <w:t>${first_name} ${last_name}</w:t>
-                  </w:r>
-                </w:p>
-              </w:tc>
-            </w:tr>
-            <w:tr>
-              <w:tc>
-                <w:tcPr>
-                  <w:tcW w:w="284" w:type="dxa"/>
-                </w:tcPr>
-                <w:p>
-                  <w:pPr>
+                      <w:u w:val="single"/>
+                    </w:rPr>
+                    <w:t>${</w:t>
+                  </w:r>
+                  <w:proofErr w:type="spellStart"/>
+                  <w:r>
+                    <w:rPr>
+                      <w:rFonts w:ascii="Arial Narrow" w:eastAsia="Arial Narrow" w:hAnsi="Arial Narrow"/>
+                      <w:bCs/>
+                      <w:color w:val="000000"/>
+                      <w:sz w:val="24"/>
+                      <w:szCs w:val="24"/>
+                      <w:u w:val="single"/>
+                    </w:rPr>
+                    <w:t>first_name</w:t>
+                  </w:r>
+                  <w:proofErr w:type="spellEnd"/>
+                  <w:r>
+                    <w:rPr>
+                      <w:rFonts w:ascii="Arial Narrow" w:eastAsia="Arial Narrow" w:hAnsi="Arial Narrow"/>
+                      <w:bCs/>
+                      <w:color w:val="000000"/>
+                      <w:sz w:val="24"/>
+                      <w:szCs w:val="24"/>
+                      <w:u w:val="single"/>
+                    </w:rPr>
+                    <w:t>} ${</w:t>
+                  </w:r>
+                  <w:proofErr w:type="spellStart"/>
+                  <w:r>
+                    <w:rPr>
+                      <w:rFonts w:ascii="Arial Narrow" w:eastAsia="Arial Narrow" w:hAnsi="Arial Narrow"/>
+                      <w:bCs/>
+                      <w:color w:val="000000"/>
+                      <w:sz w:val="24"/>
+                      <w:szCs w:val="24"/>
+                      <w:u w:val="single"/>
+                    </w:rPr>
+                    <w:t>last_name</w:t>
+                  </w:r>
+                  <w:proofErr w:type="spellEnd"/>
+                  <w:r>
+                    <w:rPr>
+                      <w:rFonts w:ascii="Arial Narrow" w:eastAsia="Arial Narrow" w:hAnsi="Arial Narrow"/>
+                      <w:bCs/>
+                      <w:color w:val="000000"/>
+                      <w:sz w:val="24"/>
+                      <w:szCs w:val="24"/>
+                      <w:u w:val="single"/>
+                    </w:rPr>
+                    <w:t xml:space="preserve">} NRP. </w:t>
+                  </w:r>
+                  <w:r>
                     <w:rPr>
                       <w:rFonts w:ascii="Arial Narrow" w:hAnsi="Arial Narrow"/>
                       <w:sz w:val="24"/>
                       <w:szCs w:val="24"/>
-                    </w:rPr>
-                  </w:pPr>
-                </w:p>
-              </w:tc>
-              <w:tc>
-                <w:tcPr>
-                  <w:tcW w:w="1276" w:type="dxa"/>
-                </w:tcPr>
-                <w:p>
-                  <w:pPr>
+                      <w:u w:val="single"/>
+                    </w:rPr>
+                    <w:t>${</w:t>
+                  </w:r>
+                  <w:proofErr w:type="spellStart"/>
+                  <w:r>
                     <w:rPr>
                       <w:rFonts w:ascii="Arial Narrow" w:hAnsi="Arial Narrow"/>
                       <w:sz w:val="24"/>
                       <w:szCs w:val="24"/>
-                    </w:rPr>
-                  </w:pPr>
+                      <w:u w:val="single"/>
+                    </w:rPr>
+                    <w:t>officer_id</w:t>
+                  </w:r>
+                  <w:proofErr w:type="spellEnd"/>
                   <w:r>
                     <w:rPr>
                       <w:rFonts w:ascii="Arial Narrow" w:hAnsi="Arial Narrow"/>
-                      <w:color w:val="000000"/>
-                      <w:sz w:val="24"/>
-                      <w:szCs w:val="24"/>
-                    </w:rPr>
-                    <w:t>Pangkat/Nrp</w:t>
-                  </w:r>
-                </w:p>
-              </w:tc>
-              <w:tc>
-                <w:tcPr>
-                  <w:tcW w:w="283" w:type="dxa"/>
-                </w:tcPr>
-                <w:p>
-                  <w:pPr>
-                    <w:rPr>
-                      <w:rFonts w:ascii="Arial Narrow" w:hAnsi="Arial Narrow"/>
-                      <w:sz w:val="24"/>
-                      <w:szCs w:val="24"/>
-                    </w:rPr>
-                  </w:pPr>
-                  <w:r>
-                    <w:rPr>
-                      <w:rFonts w:ascii="Arial Narrow" w:hAnsi="Arial Narrow"/>
-                      <w:sz w:val="24"/>
-                      <w:szCs w:val="24"/>
-                    </w:rPr>
-                    <w:t>:</w:t>
-                  </w:r>
-                </w:p>
-              </w:tc>
-              <w:tc>
-                <w:tcPr>
-                  <w:tcW w:w="6073" w:type="dxa"/>
-                </w:tcPr>
-                <w:p>
-                  <w:pPr>
-                    <w:rPr>
-                      <w:rFonts w:ascii="Arial Narrow" w:hAnsi="Arial Narrow"/>
-                      <w:sz w:val="24"/>
-                      <w:szCs w:val="24"/>
-                    </w:rPr>
-                  </w:pPr>
-                  <w:r>
-                    <w:rPr>
-                      <w:rFonts w:ascii="Arial Narrow" w:hAnsi="Arial Narrow"/>
-                      <w:sz w:val="24"/>
-                      <w:szCs w:val="24"/>
-                    </w:rPr>
-                    <w:t>${rank_id} / ${officer_id}</w:t>
+                      <w:sz w:val="24"/>
+                      <w:szCs w:val="24"/>
+                      <w:u w:val="single"/>
+                    </w:rPr>
+                    <w:t>}</w:t>
                   </w:r>
                 </w:p>
               </w:tc>
@@ -1312,50 +2690,6 @@
               </w:tc>
               <w:tc>
                 <w:tcPr>
-                  <w:tcW w:w="1276" w:type="dxa"/>
-                </w:tcPr>
-                <w:p>
-                  <w:pPr>
-                    <w:rPr>
-                      <w:rFonts w:ascii="Arial Narrow" w:hAnsi="Arial Narrow"/>
-                      <w:sz w:val="24"/>
-                      <w:szCs w:val="24"/>
-                    </w:rPr>
-                  </w:pPr>
-                  <w:r>
-                    <w:rPr>
-                      <w:rFonts w:ascii="Arial Narrow" w:hAnsi="Arial Narrow"/>
-                      <w:sz w:val="24"/>
-                      <w:szCs w:val="24"/>
-                    </w:rPr>
-                    <w:t>Jabatan</w:t>
-                  </w:r>
-                </w:p>
-              </w:tc>
-              <w:tc>
-                <w:tcPr>
-                  <w:tcW w:w="283" w:type="dxa"/>
-                </w:tcPr>
-                <w:p>
-                  <w:pPr>
-                    <w:rPr>
-                      <w:rFonts w:ascii="Arial Narrow" w:hAnsi="Arial Narrow"/>
-                      <w:sz w:val="24"/>
-                      <w:szCs w:val="24"/>
-                    </w:rPr>
-                  </w:pPr>
-                  <w:r>
-                    <w:rPr>
-                      <w:rFonts w:ascii="Arial Narrow" w:hAnsi="Arial Narrow"/>
-                      <w:sz w:val="24"/>
-                      <w:szCs w:val="24"/>
-                    </w:rPr>
-                    <w:t>:</w:t>
-                  </w:r>
-                </w:p>
-              </w:tc>
-              <w:tc>
-                <w:tcPr>
                   <w:tcW w:w="6073" w:type="dxa"/>
                 </w:tcPr>
                 <w:p>
@@ -1426,7 +2760,15 @@
           </w:tcPr>
           <w:p>
             <w:r>
-              <w:t>${/block_officers}</w:t>
+              <w:t>${/</w:t>
+            </w:r>
+            <w:proofErr w:type="spellStart"/>
+            <w:r>
+              <w:t>block_officers</w:t>
+            </w:r>
+            <w:proofErr w:type="spellEnd"/>
+            <w:r>
+              <w:t>}</w:t>
             </w:r>
           </w:p>
         </w:tc>
@@ -1466,8 +2808,7 @@
         <w:gridCol w:w="1435"/>
         <w:gridCol w:w="266"/>
         <w:gridCol w:w="284"/>
-        <w:gridCol w:w="2551"/>
-        <w:gridCol w:w="5101"/>
+        <w:gridCol w:w="7652"/>
       </w:tblGrid>
       <w:tr>
         <w:tc>
@@ -1485,6 +2826,7 @@
                 <w:szCs w:val="24"/>
               </w:rPr>
             </w:pPr>
+            <w:proofErr w:type="spellStart"/>
             <w:r>
               <w:rPr>
                 <w:rFonts w:ascii="Arial Narrow" w:eastAsia="Arial Narrow" w:hAnsi="Arial Narrow"/>
@@ -1495,6 +2837,7 @@
               </w:rPr>
               <w:t>Untuk</w:t>
             </w:r>
+            <w:proofErr w:type="spellEnd"/>
           </w:p>
         </w:tc>
         <w:tc>
@@ -1554,7 +2897,6 @@
         <w:tc>
           <w:tcPr>
             <w:tcW w:w="7652" w:type="dxa"/>
-            <w:gridSpan w:val="2"/>
           </w:tcPr>
           <w:p>
             <w:pPr>
@@ -1567,6 +2909,7 @@
                 <w:szCs w:val="24"/>
               </w:rPr>
             </w:pPr>
+            <w:proofErr w:type="spellStart"/>
             <w:r>
               <w:rPr>
                 <w:rFonts w:ascii="Arial Narrow" w:eastAsia="Arial Narrow" w:hAnsi="Arial Narrow"/>
@@ -1575,9 +2918,9 @@
                 <w:sz w:val="24"/>
                 <w:szCs w:val="24"/>
               </w:rPr>
-              <w:t xml:space="preserve">Melakukan penyidikan tindak </w:t>
-            </w:r>
-            <w:proofErr w:type="gramStart"/>
+              <w:t>Melakukan</w:t>
+            </w:r>
+            <w:proofErr w:type="spellEnd"/>
             <w:r>
               <w:rPr>
                 <w:rFonts w:ascii="Arial Narrow" w:eastAsia="Arial Narrow" w:hAnsi="Arial Narrow"/>
@@ -1586,8 +2929,64 @@
                 <w:sz w:val="24"/>
                 <w:szCs w:val="24"/>
               </w:rPr>
+              <w:t xml:space="preserve"> </w:t>
+            </w:r>
+            <w:proofErr w:type="spellStart"/>
+            <w:r>
+              <w:rPr>
+                <w:rFonts w:ascii="Arial Narrow" w:eastAsia="Arial Narrow" w:hAnsi="Arial Narrow"/>
+                <w:bCs/>
+                <w:color w:val="000000"/>
+                <w:sz w:val="24"/>
+                <w:szCs w:val="24"/>
+              </w:rPr>
+              <w:t>penyidikan</w:t>
+            </w:r>
+            <w:proofErr w:type="spellEnd"/>
+            <w:r>
+              <w:rPr>
+                <w:rFonts w:ascii="Arial Narrow" w:eastAsia="Arial Narrow" w:hAnsi="Arial Narrow"/>
+                <w:bCs/>
+                <w:color w:val="000000"/>
+                <w:sz w:val="24"/>
+                <w:szCs w:val="24"/>
+              </w:rPr>
+              <w:t xml:space="preserve"> </w:t>
+            </w:r>
+            <w:proofErr w:type="spellStart"/>
+            <w:r>
+              <w:rPr>
+                <w:rFonts w:ascii="Arial Narrow" w:eastAsia="Arial Narrow" w:hAnsi="Arial Narrow"/>
+                <w:bCs/>
+                <w:color w:val="000000"/>
+                <w:sz w:val="24"/>
+                <w:szCs w:val="24"/>
+              </w:rPr>
+              <w:t>tindak</w:t>
+            </w:r>
+            <w:proofErr w:type="spellEnd"/>
+            <w:r>
+              <w:rPr>
+                <w:rFonts w:ascii="Arial Narrow" w:eastAsia="Arial Narrow" w:hAnsi="Arial Narrow"/>
+                <w:bCs/>
+                <w:color w:val="000000"/>
+                <w:sz w:val="24"/>
+                <w:szCs w:val="24"/>
+              </w:rPr>
+              <w:t xml:space="preserve"> </w:t>
+            </w:r>
+            <w:proofErr w:type="spellStart"/>
+            <w:r>
+              <w:rPr>
+                <w:rFonts w:ascii="Arial Narrow" w:eastAsia="Arial Narrow" w:hAnsi="Arial Narrow"/>
+                <w:bCs/>
+                <w:color w:val="000000"/>
+                <w:sz w:val="24"/>
+                <w:szCs w:val="24"/>
+              </w:rPr>
               <w:t>pidana</w:t>
             </w:r>
+            <w:proofErr w:type="spellEnd"/>
             <w:r>
               <w:rPr>
                 <w:rFonts w:ascii="Arial Narrow" w:eastAsia="Arial Narrow" w:hAnsi="Arial Narrow"/>
@@ -1601,6 +3000,7 @@
             <w:r>
               <w:t xml:space="preserve"> </w:t>
             </w:r>
+            <w:proofErr w:type="spellStart"/>
             <w:r>
               <w:rPr>
                 <w:rFonts w:ascii="Arial Narrow" w:eastAsia="Arial Narrow" w:hAnsi="Arial Narrow"/>
@@ -1611,7 +3011,7 @@
               </w:rPr>
               <w:t>kasus</w:t>
             </w:r>
-            <w:proofErr w:type="gramEnd"/>
+            <w:proofErr w:type="spellEnd"/>
             <w:r>
               <w:rPr>
                 <w:rFonts w:ascii="Arial Narrow" w:eastAsia="Arial Narrow" w:hAnsi="Arial Narrow"/>
@@ -1620,8 +3020,9 @@
                 <w:sz w:val="24"/>
                 <w:szCs w:val="24"/>
               </w:rPr>
-              <w:t xml:space="preserve"> kecelakaan lalu lintas </w:t>
-            </w:r>
+              <w:t xml:space="preserve"> </w:t>
+            </w:r>
+            <w:proofErr w:type="spellStart"/>
             <w:r>
               <w:rPr>
                 <w:rFonts w:ascii="Arial Narrow" w:eastAsia="Arial Narrow" w:hAnsi="Arial Narrow"/>
@@ -1630,8 +3031,9 @@
                 <w:sz w:val="24"/>
                 <w:szCs w:val="24"/>
               </w:rPr>
-              <w:t xml:space="preserve">sebagaimana dimaksud dalam Laporan </w:t>
-            </w:r>
+              <w:t>kecelakaan</w:t>
+            </w:r>
+            <w:proofErr w:type="spellEnd"/>
             <w:r>
               <w:rPr>
                 <w:rFonts w:ascii="Arial Narrow" w:eastAsia="Arial Narrow" w:hAnsi="Arial Narrow"/>
@@ -1640,7 +3042,171 @@
                 <w:sz w:val="24"/>
                 <w:szCs w:val="24"/>
               </w:rPr>
-              <w:t>${no_lp}</w:t>
+              <w:t xml:space="preserve"> </w:t>
+            </w:r>
+            <w:proofErr w:type="spellStart"/>
+            <w:r>
+              <w:rPr>
+                <w:rFonts w:ascii="Arial Narrow" w:eastAsia="Arial Narrow" w:hAnsi="Arial Narrow"/>
+                <w:bCs/>
+                <w:color w:val="000000"/>
+                <w:sz w:val="24"/>
+                <w:szCs w:val="24"/>
+              </w:rPr>
+              <w:t>lalu</w:t>
+            </w:r>
+            <w:proofErr w:type="spellEnd"/>
+            <w:r>
+              <w:rPr>
+                <w:rFonts w:ascii="Arial Narrow" w:eastAsia="Arial Narrow" w:hAnsi="Arial Narrow"/>
+                <w:bCs/>
+                <w:color w:val="000000"/>
+                <w:sz w:val="24"/>
+                <w:szCs w:val="24"/>
+              </w:rPr>
+              <w:t xml:space="preserve"> </w:t>
+            </w:r>
+            <w:proofErr w:type="spellStart"/>
+            <w:r>
+              <w:rPr>
+                <w:rFonts w:ascii="Arial Narrow" w:eastAsia="Arial Narrow" w:hAnsi="Arial Narrow"/>
+                <w:bCs/>
+                <w:color w:val="000000"/>
+                <w:sz w:val="24"/>
+                <w:szCs w:val="24"/>
+              </w:rPr>
+              <w:t>lintas</w:t>
+            </w:r>
+            <w:proofErr w:type="spellEnd"/>
+            <w:r>
+              <w:rPr>
+                <w:rFonts w:ascii="Arial Narrow" w:eastAsia="Arial Narrow" w:hAnsi="Arial Narrow"/>
+                <w:bCs/>
+                <w:color w:val="000000"/>
+                <w:sz w:val="24"/>
+                <w:szCs w:val="24"/>
+              </w:rPr>
+              <w:t xml:space="preserve"> </w:t>
+            </w:r>
+            <w:proofErr w:type="spellStart"/>
+            <w:r>
+              <w:rPr>
+                <w:rFonts w:ascii="Arial Narrow" w:eastAsia="Arial Narrow" w:hAnsi="Arial Narrow"/>
+                <w:bCs/>
+                <w:color w:val="000000"/>
+                <w:sz w:val="24"/>
+                <w:szCs w:val="24"/>
+              </w:rPr>
+              <w:t>sebagaimana</w:t>
+            </w:r>
+            <w:proofErr w:type="spellEnd"/>
+            <w:r>
+              <w:rPr>
+                <w:rFonts w:ascii="Arial Narrow" w:eastAsia="Arial Narrow" w:hAnsi="Arial Narrow"/>
+                <w:bCs/>
+                <w:color w:val="000000"/>
+                <w:sz w:val="24"/>
+                <w:szCs w:val="24"/>
+              </w:rPr>
+              <w:t xml:space="preserve"> </w:t>
+            </w:r>
+            <w:proofErr w:type="spellStart"/>
+            <w:r>
+              <w:rPr>
+                <w:rFonts w:ascii="Arial Narrow" w:eastAsia="Arial Narrow" w:hAnsi="Arial Narrow"/>
+                <w:bCs/>
+                <w:color w:val="000000"/>
+                <w:sz w:val="24"/>
+                <w:szCs w:val="24"/>
+              </w:rPr>
+              <w:t>dimaksud</w:t>
+            </w:r>
+            <w:proofErr w:type="spellEnd"/>
+            <w:r>
+              <w:rPr>
+                <w:rFonts w:ascii="Arial Narrow" w:eastAsia="Arial Narrow" w:hAnsi="Arial Narrow"/>
+                <w:bCs/>
+                <w:color w:val="000000"/>
+                <w:sz w:val="24"/>
+                <w:szCs w:val="24"/>
+              </w:rPr>
+              <w:t xml:space="preserve"> </w:t>
+            </w:r>
+            <w:proofErr w:type="spellStart"/>
+            <w:r>
+              <w:rPr>
+                <w:rFonts w:ascii="Arial Narrow" w:eastAsia="Arial Narrow" w:hAnsi="Arial Narrow"/>
+                <w:bCs/>
+                <w:color w:val="000000"/>
+                <w:sz w:val="24"/>
+                <w:szCs w:val="24"/>
+              </w:rPr>
+              <w:t>dalam</w:t>
+            </w:r>
+            <w:proofErr w:type="spellEnd"/>
+            <w:r>
+              <w:rPr>
+                <w:rFonts w:ascii="Arial Narrow" w:eastAsia="Arial Narrow" w:hAnsi="Arial Narrow"/>
+                <w:bCs/>
+                <w:color w:val="000000"/>
+                <w:sz w:val="24"/>
+                <w:szCs w:val="24"/>
+              </w:rPr>
+              <w:t xml:space="preserve"> </w:t>
+            </w:r>
+            <w:proofErr w:type="spellStart"/>
+            <w:r>
+              <w:rPr>
+                <w:rFonts w:ascii="Arial Narrow" w:eastAsia="Arial Narrow" w:hAnsi="Arial Narrow"/>
+                <w:bCs/>
+                <w:color w:val="000000"/>
+                <w:sz w:val="24"/>
+                <w:szCs w:val="24"/>
+              </w:rPr>
+              <w:t>Laporan</w:t>
+            </w:r>
+            <w:proofErr w:type="spellEnd"/>
+            <w:r>
+              <w:rPr>
+                <w:rFonts w:ascii="Arial Narrow" w:eastAsia="Arial Narrow" w:hAnsi="Arial Narrow"/>
+                <w:bCs/>
+                <w:color w:val="000000"/>
+                <w:sz w:val="24"/>
+                <w:szCs w:val="24"/>
+              </w:rPr>
+              <w:t xml:space="preserve"> </w:t>
+            </w:r>
+            <w:r>
+              <w:rPr>
+                <w:rFonts w:ascii="Arial Narrow" w:eastAsia="Arial Narrow" w:hAnsi="Arial Narrow"/>
+                <w:bCs/>
+                <w:color w:val="000000"/>
+                <w:sz w:val="24"/>
+                <w:szCs w:val="24"/>
+              </w:rPr>
+              <w:t>${</w:t>
+            </w:r>
+            <w:proofErr w:type="spellStart"/>
+            <w:r>
+              <w:rPr>
+                <w:rFonts w:ascii="Arial Narrow" w:eastAsia="Arial Narrow" w:hAnsi="Arial Narrow"/>
+                <w:bCs/>
+                <w:color w:val="000000"/>
+                <w:sz w:val="24"/>
+                <w:szCs w:val="24"/>
+              </w:rPr>
+              <w:t>no_lp</w:t>
+            </w:r>
+            <w:proofErr w:type="spellEnd"/>
+            <w:r>
+              <w:rPr>
+                <w:rFonts w:ascii="Arial Narrow" w:eastAsia="Arial Narrow" w:hAnsi="Arial Narrow"/>
+                <w:bCs/>
+                <w:color w:val="000000"/>
+                <w:sz w:val="24"/>
+                <w:szCs w:val="24"/>
+              </w:rPr>
+              <w:t>}</w:t>
             </w:r>
             <w:r>
               <w:rPr>
@@ -1720,7 +3286,6 @@
         <w:tc>
           <w:tcPr>
             <w:tcW w:w="7652" w:type="dxa"/>
-            <w:gridSpan w:val="2"/>
           </w:tcPr>
           <w:p>
             <w:pPr>
@@ -1733,14 +3298,65 @@
                 <w:szCs w:val="24"/>
               </w:rPr>
             </w:pPr>
-            <w:r>
-              <w:rPr>
-                <w:rFonts w:ascii="Arial Narrow" w:eastAsia="Arial Narrow" w:hAnsi="Arial Narrow"/>
-                <w:color w:val="000000"/>
-                <w:sz w:val="24"/>
-                <w:szCs w:val="24"/>
-              </w:rPr>
-              <w:t>Membuat Rencana Penyidikan.</w:t>
+            <w:proofErr w:type="spellStart"/>
+            <w:r>
+              <w:rPr>
+                <w:rFonts w:ascii="Arial Narrow" w:eastAsia="Arial Narrow" w:hAnsi="Arial Narrow"/>
+                <w:color w:val="000000"/>
+                <w:sz w:val="24"/>
+                <w:szCs w:val="24"/>
+              </w:rPr>
+              <w:t>Membuat</w:t>
+            </w:r>
+            <w:proofErr w:type="spellEnd"/>
+            <w:r>
+              <w:rPr>
+                <w:rFonts w:ascii="Arial Narrow" w:eastAsia="Arial Narrow" w:hAnsi="Arial Narrow"/>
+                <w:color w:val="000000"/>
+                <w:sz w:val="24"/>
+                <w:szCs w:val="24"/>
+              </w:rPr>
+              <w:t xml:space="preserve"> </w:t>
+            </w:r>
+            <w:proofErr w:type="spellStart"/>
+            <w:r>
+              <w:rPr>
+                <w:rFonts w:ascii="Arial Narrow" w:eastAsia="Arial Narrow" w:hAnsi="Arial Narrow"/>
+                <w:color w:val="000000"/>
+                <w:sz w:val="24"/>
+                <w:szCs w:val="24"/>
+              </w:rPr>
+              <w:t>Rencana</w:t>
+            </w:r>
+            <w:proofErr w:type="spellEnd"/>
+            <w:r>
+              <w:rPr>
+                <w:rFonts w:ascii="Arial Narrow" w:eastAsia="Arial Narrow" w:hAnsi="Arial Narrow"/>
+                <w:color w:val="000000"/>
+                <w:sz w:val="24"/>
+                <w:szCs w:val="24"/>
+              </w:rPr>
+              <w:t xml:space="preserve"> </w:t>
+            </w:r>
+            <w:proofErr w:type="spellStart"/>
+            <w:r>
+              <w:rPr>
+                <w:rFonts w:ascii="Arial Narrow" w:eastAsia="Arial Narrow" w:hAnsi="Arial Narrow"/>
+                <w:color w:val="000000"/>
+                <w:sz w:val="24"/>
+                <w:szCs w:val="24"/>
+              </w:rPr>
+              <w:t>Penyidikan</w:t>
+            </w:r>
+            <w:proofErr w:type="spellEnd"/>
+            <w:r>
+              <w:rPr>
+                <w:rFonts w:ascii="Arial Narrow" w:eastAsia="Arial Narrow" w:hAnsi="Arial Narrow"/>
+                <w:color w:val="000000"/>
+                <w:sz w:val="24"/>
+                <w:szCs w:val="24"/>
+              </w:rPr>
+              <w:t>.</w:t>
             </w:r>
           </w:p>
         </w:tc>
@@ -1810,7 +3426,6 @@
         <w:tc>
           <w:tcPr>
             <w:tcW w:w="7652" w:type="dxa"/>
-            <w:gridSpan w:val="2"/>
           </w:tcPr>
           <w:p>
             <w:pPr>
@@ -1822,32 +3437,194 @@
                 <w:szCs w:val="24"/>
               </w:rPr>
             </w:pPr>
-            <w:r>
-              <w:rPr>
-                <w:rFonts w:ascii="Arial Narrow" w:eastAsia="Arial Narrow" w:hAnsi="Arial Narrow"/>
-                <w:color w:val="000000"/>
-                <w:sz w:val="24"/>
-                <w:szCs w:val="24"/>
-              </w:rPr>
-              <w:t xml:space="preserve">Melaporkan setiap perkembangan pelaksanaan penyidikan tindak pidana tersebut kepada </w:t>
-            </w:r>
-            <w:r>
-              <w:rPr>
-                <w:rFonts w:ascii="Arial Narrow" w:eastAsia="Arial Narrow" w:hAnsi="Arial Narrow"/>
-                <w:color w:val="000000"/>
-                <w:sz w:val="24"/>
-                <w:szCs w:val="24"/>
-              </w:rPr>
-              <w:t>${officer_signature_sebagai_kepala}</w:t>
-            </w:r>
-            <w:r>
-              <w:rPr>
-                <w:rFonts w:ascii="Arial Narrow" w:eastAsia="Arial Narrow" w:hAnsi="Arial Narrow"/>
-                <w:color w:val="000000"/>
-                <w:sz w:val="24"/>
-                <w:szCs w:val="24"/>
-              </w:rPr>
-              <w:t>.</w:t>
+            <w:proofErr w:type="spellStart"/>
+            <w:r>
+              <w:rPr>
+                <w:rFonts w:ascii="Arial Narrow" w:eastAsia="Arial Narrow" w:hAnsi="Arial Narrow"/>
+                <w:color w:val="000000"/>
+                <w:sz w:val="24"/>
+                <w:szCs w:val="24"/>
+              </w:rPr>
+              <w:t>M</w:t>
+            </w:r>
+            <w:r>
+              <w:rPr>
+                <w:rFonts w:ascii="Arial Narrow" w:eastAsia="Arial Narrow" w:hAnsi="Arial Narrow"/>
+                <w:color w:val="000000"/>
+                <w:sz w:val="24"/>
+                <w:szCs w:val="24"/>
+              </w:rPr>
+              <w:t>engadakan</w:t>
+            </w:r>
+            <w:proofErr w:type="spellEnd"/>
+            <w:r>
+              <w:rPr>
+                <w:rFonts w:ascii="Arial Narrow" w:eastAsia="Arial Narrow" w:hAnsi="Arial Narrow"/>
+                <w:color w:val="000000"/>
+                <w:sz w:val="24"/>
+                <w:szCs w:val="24"/>
+              </w:rPr>
+              <w:t xml:space="preserve"> </w:t>
+            </w:r>
+            <w:proofErr w:type="spellStart"/>
+            <w:r>
+              <w:rPr>
+                <w:rFonts w:ascii="Arial Narrow" w:eastAsia="Arial Narrow" w:hAnsi="Arial Narrow"/>
+                <w:color w:val="000000"/>
+                <w:sz w:val="24"/>
+                <w:szCs w:val="24"/>
+              </w:rPr>
+              <w:t>koordinasi</w:t>
+            </w:r>
+            <w:proofErr w:type="spellEnd"/>
+            <w:r>
+              <w:rPr>
+                <w:rFonts w:ascii="Arial Narrow" w:eastAsia="Arial Narrow" w:hAnsi="Arial Narrow"/>
+                <w:color w:val="000000"/>
+                <w:sz w:val="24"/>
+                <w:szCs w:val="24"/>
+              </w:rPr>
+              <w:t xml:space="preserve"> dan </w:t>
+            </w:r>
+            <w:proofErr w:type="spellStart"/>
+            <w:r>
+              <w:rPr>
+                <w:rFonts w:ascii="Arial Narrow" w:eastAsia="Arial Narrow" w:hAnsi="Arial Narrow"/>
+                <w:color w:val="000000"/>
+                <w:sz w:val="24"/>
+                <w:szCs w:val="24"/>
+              </w:rPr>
+              <w:t>kerjasama</w:t>
+            </w:r>
+            <w:proofErr w:type="spellEnd"/>
+            <w:r>
+              <w:rPr>
+                <w:rFonts w:ascii="Arial Narrow" w:eastAsia="Arial Narrow" w:hAnsi="Arial Narrow"/>
+                <w:color w:val="000000"/>
+                <w:sz w:val="24"/>
+                <w:szCs w:val="24"/>
+              </w:rPr>
+              <w:t xml:space="preserve"> yang </w:t>
+            </w:r>
+            <w:proofErr w:type="spellStart"/>
+            <w:r>
+              <w:rPr>
+                <w:rFonts w:ascii="Arial Narrow" w:eastAsia="Arial Narrow" w:hAnsi="Arial Narrow"/>
+                <w:color w:val="000000"/>
+                <w:sz w:val="24"/>
+                <w:szCs w:val="24"/>
+              </w:rPr>
+              <w:t>sebaik-baiknya</w:t>
+            </w:r>
+            <w:proofErr w:type="spellEnd"/>
+            <w:r>
+              <w:rPr>
+                <w:rFonts w:ascii="Arial Narrow" w:eastAsia="Arial Narrow" w:hAnsi="Arial Narrow"/>
+                <w:color w:val="000000"/>
+                <w:sz w:val="24"/>
+                <w:szCs w:val="24"/>
+              </w:rPr>
+              <w:t xml:space="preserve"> </w:t>
+            </w:r>
+            <w:proofErr w:type="spellStart"/>
+            <w:r>
+              <w:rPr>
+                <w:rFonts w:ascii="Arial Narrow" w:eastAsia="Arial Narrow" w:hAnsi="Arial Narrow"/>
+                <w:color w:val="000000"/>
+                <w:sz w:val="24"/>
+                <w:szCs w:val="24"/>
+              </w:rPr>
+              <w:t>dengan</w:t>
+            </w:r>
+            <w:proofErr w:type="spellEnd"/>
+            <w:r>
+              <w:rPr>
+                <w:rFonts w:ascii="Arial Narrow" w:eastAsia="Arial Narrow" w:hAnsi="Arial Narrow"/>
+                <w:color w:val="000000"/>
+                <w:sz w:val="24"/>
+                <w:szCs w:val="24"/>
+              </w:rPr>
+              <w:t xml:space="preserve"> </w:t>
+            </w:r>
+            <w:proofErr w:type="spellStart"/>
+            <w:r>
+              <w:rPr>
+                <w:rFonts w:ascii="Arial Narrow" w:eastAsia="Arial Narrow" w:hAnsi="Arial Narrow"/>
+                <w:color w:val="000000"/>
+                <w:sz w:val="24"/>
+                <w:szCs w:val="24"/>
+              </w:rPr>
+              <w:t>instansi</w:t>
+            </w:r>
+            <w:proofErr w:type="spellEnd"/>
+            <w:r>
+              <w:rPr>
+                <w:rFonts w:ascii="Arial Narrow" w:eastAsia="Arial Narrow" w:hAnsi="Arial Narrow"/>
+                <w:color w:val="000000"/>
+                <w:sz w:val="24"/>
+                <w:szCs w:val="24"/>
+              </w:rPr>
+              <w:t xml:space="preserve"> </w:t>
+            </w:r>
+            <w:proofErr w:type="spellStart"/>
+            <w:r>
+              <w:rPr>
+                <w:rFonts w:ascii="Arial Narrow" w:eastAsia="Arial Narrow" w:hAnsi="Arial Narrow"/>
+                <w:color w:val="000000"/>
+                <w:sz w:val="24"/>
+                <w:szCs w:val="24"/>
+              </w:rPr>
+              <w:t>atau</w:t>
+            </w:r>
+            <w:proofErr w:type="spellEnd"/>
+            <w:r>
+              <w:rPr>
+                <w:rFonts w:ascii="Arial Narrow" w:eastAsia="Arial Narrow" w:hAnsi="Arial Narrow"/>
+                <w:color w:val="000000"/>
+                <w:sz w:val="24"/>
+                <w:szCs w:val="24"/>
+              </w:rPr>
+              <w:t xml:space="preserve"> </w:t>
+            </w:r>
+            <w:proofErr w:type="spellStart"/>
+            <w:r>
+              <w:rPr>
+                <w:rFonts w:ascii="Arial Narrow" w:eastAsia="Arial Narrow" w:hAnsi="Arial Narrow"/>
+                <w:color w:val="000000"/>
+                <w:sz w:val="24"/>
+                <w:szCs w:val="24"/>
+              </w:rPr>
+              <w:t>unsur</w:t>
+            </w:r>
+            <w:proofErr w:type="spellEnd"/>
+            <w:r>
+              <w:rPr>
+                <w:rFonts w:ascii="Arial Narrow" w:eastAsia="Arial Narrow" w:hAnsi="Arial Narrow"/>
+                <w:color w:val="000000"/>
+                <w:sz w:val="24"/>
+                <w:szCs w:val="24"/>
+              </w:rPr>
+              <w:t xml:space="preserve"> </w:t>
+            </w:r>
+            <w:proofErr w:type="spellStart"/>
+            <w:r>
+              <w:rPr>
+                <w:rFonts w:ascii="Arial Narrow" w:eastAsia="Arial Narrow" w:hAnsi="Arial Narrow"/>
+                <w:color w:val="000000"/>
+                <w:sz w:val="24"/>
+                <w:szCs w:val="24"/>
+              </w:rPr>
+              <w:t>terkait</w:t>
+            </w:r>
+            <w:proofErr w:type="spellEnd"/>
+            <w:r>
+              <w:rPr>
+                <w:rFonts w:ascii="Arial Narrow" w:eastAsia="Arial Narrow" w:hAnsi="Arial Narrow"/>
+                <w:color w:val="000000"/>
+                <w:sz w:val="24"/>
+                <w:szCs w:val="24"/>
+              </w:rPr>
+              <w:t>;</w:t>
             </w:r>
           </w:p>
         </w:tc>
@@ -1917,7 +3694,6 @@
         <w:tc>
           <w:tcPr>
             <w:tcW w:w="7652" w:type="dxa"/>
-            <w:gridSpan w:val="2"/>
           </w:tcPr>
           <w:p>
             <w:pPr>
@@ -1936,27 +3712,128 @@
                 <w:sz w:val="24"/>
                 <w:szCs w:val="24"/>
               </w:rPr>
-              <w:t>Surat Perintah ini berlaku sejak tanggal dikeluarkan.</w:t>
-            </w:r>
-          </w:p>
-        </w:tc>
-      </w:tr>
-      <w:tr>
-        <w:tc>
-          <w:tcPr>
-            <w:tcW w:w="9637" w:type="dxa"/>
-            <w:gridSpan w:val="5"/>
-          </w:tcPr>
-          <w:p>
-            <w:pPr>
-              <w:jc w:val="both"/>
-              <w:rPr>
-                <w:rFonts w:ascii="Arial Narrow" w:eastAsia="Arial Narrow" w:hAnsi="Arial Narrow"/>
-                <w:color w:val="000000"/>
-                <w:sz w:val="16"/>
-                <w:szCs w:val="16"/>
-              </w:rPr>
-            </w:pPr>
+              <w:t xml:space="preserve">Surat </w:t>
+            </w:r>
+            <w:proofErr w:type="spellStart"/>
+            <w:r>
+              <w:rPr>
+                <w:rFonts w:ascii="Arial Narrow" w:eastAsia="Arial Narrow" w:hAnsi="Arial Narrow"/>
+                <w:color w:val="000000"/>
+                <w:sz w:val="24"/>
+                <w:szCs w:val="24"/>
+              </w:rPr>
+              <w:t>Perintah</w:t>
+            </w:r>
+            <w:proofErr w:type="spellEnd"/>
+            <w:r>
+              <w:rPr>
+                <w:rFonts w:ascii="Arial Narrow" w:eastAsia="Arial Narrow" w:hAnsi="Arial Narrow"/>
+                <w:color w:val="000000"/>
+                <w:sz w:val="24"/>
+                <w:szCs w:val="24"/>
+              </w:rPr>
+              <w:t xml:space="preserve"> </w:t>
+            </w:r>
+            <w:proofErr w:type="spellStart"/>
+            <w:r>
+              <w:rPr>
+                <w:rFonts w:ascii="Arial Narrow" w:eastAsia="Arial Narrow" w:hAnsi="Arial Narrow"/>
+                <w:color w:val="000000"/>
+                <w:sz w:val="24"/>
+                <w:szCs w:val="24"/>
+              </w:rPr>
+              <w:t>ini</w:t>
+            </w:r>
+            <w:proofErr w:type="spellEnd"/>
+            <w:r>
+              <w:rPr>
+                <w:rFonts w:ascii="Arial Narrow" w:eastAsia="Arial Narrow" w:hAnsi="Arial Narrow"/>
+                <w:color w:val="000000"/>
+                <w:sz w:val="24"/>
+                <w:szCs w:val="24"/>
+              </w:rPr>
+              <w:t xml:space="preserve"> </w:t>
+            </w:r>
+            <w:proofErr w:type="spellStart"/>
+            <w:r>
+              <w:rPr>
+                <w:rFonts w:ascii="Arial Narrow" w:eastAsia="Arial Narrow" w:hAnsi="Arial Narrow"/>
+                <w:color w:val="000000"/>
+                <w:sz w:val="24"/>
+                <w:szCs w:val="24"/>
+              </w:rPr>
+              <w:t>berlaku</w:t>
+            </w:r>
+            <w:proofErr w:type="spellEnd"/>
+            <w:r>
+              <w:rPr>
+                <w:rFonts w:ascii="Arial Narrow" w:eastAsia="Arial Narrow" w:hAnsi="Arial Narrow"/>
+                <w:color w:val="000000"/>
+                <w:sz w:val="24"/>
+                <w:szCs w:val="24"/>
+              </w:rPr>
+              <w:t xml:space="preserve"> </w:t>
+            </w:r>
+            <w:proofErr w:type="spellStart"/>
+            <w:r>
+              <w:rPr>
+                <w:rFonts w:ascii="Arial Narrow" w:eastAsia="Arial Narrow" w:hAnsi="Arial Narrow"/>
+                <w:color w:val="000000"/>
+                <w:sz w:val="24"/>
+                <w:szCs w:val="24"/>
+              </w:rPr>
+              <w:t>sejak</w:t>
+            </w:r>
+            <w:proofErr w:type="spellEnd"/>
+            <w:r>
+              <w:rPr>
+                <w:rFonts w:ascii="Arial Narrow" w:eastAsia="Arial Narrow" w:hAnsi="Arial Narrow"/>
+                <w:color w:val="000000"/>
+                <w:sz w:val="24"/>
+                <w:szCs w:val="24"/>
+              </w:rPr>
+              <w:t xml:space="preserve"> </w:t>
+            </w:r>
+            <w:proofErr w:type="spellStart"/>
+            <w:r>
+              <w:rPr>
+                <w:rFonts w:ascii="Arial Narrow" w:eastAsia="Arial Narrow" w:hAnsi="Arial Narrow"/>
+                <w:color w:val="000000"/>
+                <w:sz w:val="24"/>
+                <w:szCs w:val="24"/>
+              </w:rPr>
+              <w:t>tanggal</w:t>
+            </w:r>
+            <w:proofErr w:type="spellEnd"/>
+            <w:r>
+              <w:rPr>
+                <w:rFonts w:ascii="Arial Narrow" w:eastAsia="Arial Narrow" w:hAnsi="Arial Narrow"/>
+                <w:color w:val="000000"/>
+                <w:sz w:val="24"/>
+                <w:szCs w:val="24"/>
+              </w:rPr>
+              <w:t xml:space="preserve"> </w:t>
+            </w:r>
+            <w:proofErr w:type="spellStart"/>
+            <w:r>
+              <w:rPr>
+                <w:rFonts w:ascii="Arial Narrow" w:eastAsia="Arial Narrow" w:hAnsi="Arial Narrow"/>
+                <w:color w:val="000000"/>
+                <w:sz w:val="24"/>
+                <w:szCs w:val="24"/>
+              </w:rPr>
+              <w:t>dikeluarkan</w:t>
+            </w:r>
+            <w:proofErr w:type="spellEnd"/>
+            <w:r>
+              <w:rPr>
+                <w:rFonts w:ascii="Arial Narrow" w:eastAsia="Arial Narrow" w:hAnsi="Arial Narrow"/>
+                <w:color w:val="000000"/>
+                <w:sz w:val="24"/>
+                <w:szCs w:val="24"/>
+              </w:rPr>
+              <w:t>.</w:t>
+            </w:r>
           </w:p>
         </w:tc>
       </w:tr>
@@ -1976,16 +3853,6 @@
                 <w:szCs w:val="24"/>
               </w:rPr>
             </w:pPr>
-            <w:r>
-              <w:rPr>
-                <w:rFonts w:ascii="Arial Narrow" w:eastAsia="Arial Narrow" w:hAnsi="Arial Narrow"/>
-                <w:bCs/>
-                <w:color w:val="000000"/>
-                <w:sz w:val="24"/>
-                <w:szCs w:val="24"/>
-              </w:rPr>
-              <w:t>Selesai</w:t>
-            </w:r>
           </w:p>
         </w:tc>
         <w:tc>
@@ -2003,6 +3870,456 @@
                 <w:szCs w:val="24"/>
               </w:rPr>
             </w:pPr>
+          </w:p>
+        </w:tc>
+        <w:tc>
+          <w:tcPr>
+            <w:tcW w:w="284" w:type="dxa"/>
+          </w:tcPr>
+          <w:p>
+            <w:pPr>
+              <w:jc w:val="both"/>
+              <w:rPr>
+                <w:rFonts w:ascii="Arial Narrow" w:eastAsia="Arial Narrow" w:hAnsi="Arial Narrow"/>
+                <w:bCs/>
+                <w:color w:val="000000"/>
+                <w:sz w:val="24"/>
+                <w:szCs w:val="24"/>
+              </w:rPr>
+            </w:pPr>
+            <w:r>
+              <w:rPr>
+                <w:rFonts w:ascii="Arial Narrow" w:eastAsia="Arial Narrow" w:hAnsi="Arial Narrow"/>
+                <w:bCs/>
+                <w:color w:val="000000"/>
+                <w:sz w:val="24"/>
+                <w:szCs w:val="24"/>
+              </w:rPr>
+              <w:t>5.</w:t>
+            </w:r>
+          </w:p>
+        </w:tc>
+        <w:tc>
+          <w:tcPr>
+            <w:tcW w:w="7652" w:type="dxa"/>
+          </w:tcPr>
+          <w:p>
+            <w:pPr>
+              <w:jc w:val="both"/>
+              <w:rPr>
+                <w:rFonts w:ascii="Arial Narrow" w:eastAsia="Arial Narrow" w:hAnsi="Arial Narrow"/>
+                <w:color w:val="000000"/>
+                <w:sz w:val="24"/>
+                <w:szCs w:val="24"/>
+              </w:rPr>
+            </w:pPr>
+            <w:proofErr w:type="spellStart"/>
+            <w:r>
+              <w:rPr>
+                <w:rFonts w:ascii="Arial Narrow" w:eastAsia="Arial Narrow" w:hAnsi="Arial Narrow"/>
+                <w:color w:val="000000"/>
+                <w:sz w:val="24"/>
+                <w:szCs w:val="24"/>
+              </w:rPr>
+              <w:t>M</w:t>
+            </w:r>
+            <w:r>
+              <w:rPr>
+                <w:rFonts w:ascii="Arial Narrow" w:eastAsia="Arial Narrow" w:hAnsi="Arial Narrow"/>
+                <w:color w:val="000000"/>
+                <w:sz w:val="24"/>
+                <w:szCs w:val="24"/>
+              </w:rPr>
+              <w:t>elaksanakan</w:t>
+            </w:r>
+            <w:proofErr w:type="spellEnd"/>
+            <w:r>
+              <w:rPr>
+                <w:rFonts w:ascii="Arial Narrow" w:eastAsia="Arial Narrow" w:hAnsi="Arial Narrow"/>
+                <w:color w:val="000000"/>
+                <w:sz w:val="24"/>
+                <w:szCs w:val="24"/>
+              </w:rPr>
+              <w:t xml:space="preserve"> </w:t>
+            </w:r>
+            <w:proofErr w:type="spellStart"/>
+            <w:r>
+              <w:rPr>
+                <w:rFonts w:ascii="Arial Narrow" w:eastAsia="Arial Narrow" w:hAnsi="Arial Narrow"/>
+                <w:color w:val="000000"/>
+                <w:sz w:val="24"/>
+                <w:szCs w:val="24"/>
+              </w:rPr>
+              <w:t>perintah</w:t>
+            </w:r>
+            <w:proofErr w:type="spellEnd"/>
+            <w:r>
+              <w:rPr>
+                <w:rFonts w:ascii="Arial Narrow" w:eastAsia="Arial Narrow" w:hAnsi="Arial Narrow"/>
+                <w:color w:val="000000"/>
+                <w:sz w:val="24"/>
+                <w:szCs w:val="24"/>
+              </w:rPr>
+              <w:t xml:space="preserve"> </w:t>
+            </w:r>
+            <w:proofErr w:type="spellStart"/>
+            <w:r>
+              <w:rPr>
+                <w:rFonts w:ascii="Arial Narrow" w:eastAsia="Arial Narrow" w:hAnsi="Arial Narrow"/>
+                <w:color w:val="000000"/>
+                <w:sz w:val="24"/>
+                <w:szCs w:val="24"/>
+              </w:rPr>
+              <w:t>ini</w:t>
+            </w:r>
+            <w:proofErr w:type="spellEnd"/>
+            <w:r>
+              <w:rPr>
+                <w:rFonts w:ascii="Arial Narrow" w:eastAsia="Arial Narrow" w:hAnsi="Arial Narrow"/>
+                <w:color w:val="000000"/>
+                <w:sz w:val="24"/>
+                <w:szCs w:val="24"/>
+              </w:rPr>
+              <w:t xml:space="preserve"> </w:t>
+            </w:r>
+            <w:proofErr w:type="spellStart"/>
+            <w:r>
+              <w:rPr>
+                <w:rFonts w:ascii="Arial Narrow" w:eastAsia="Arial Narrow" w:hAnsi="Arial Narrow"/>
+                <w:color w:val="000000"/>
+                <w:sz w:val="24"/>
+                <w:szCs w:val="24"/>
+              </w:rPr>
+              <w:t>dengan</w:t>
+            </w:r>
+            <w:proofErr w:type="spellEnd"/>
+            <w:r>
+              <w:rPr>
+                <w:rFonts w:ascii="Arial Narrow" w:eastAsia="Arial Narrow" w:hAnsi="Arial Narrow"/>
+                <w:color w:val="000000"/>
+                <w:sz w:val="24"/>
+                <w:szCs w:val="24"/>
+              </w:rPr>
+              <w:t xml:space="preserve"> </w:t>
+            </w:r>
+            <w:proofErr w:type="spellStart"/>
+            <w:r>
+              <w:rPr>
+                <w:rFonts w:ascii="Arial Narrow" w:eastAsia="Arial Narrow" w:hAnsi="Arial Narrow"/>
+                <w:color w:val="000000"/>
+                <w:sz w:val="24"/>
+                <w:szCs w:val="24"/>
+              </w:rPr>
+              <w:t>saksama</w:t>
+            </w:r>
+            <w:proofErr w:type="spellEnd"/>
+            <w:r>
+              <w:rPr>
+                <w:rFonts w:ascii="Arial Narrow" w:eastAsia="Arial Narrow" w:hAnsi="Arial Narrow"/>
+                <w:color w:val="000000"/>
+                <w:sz w:val="24"/>
+                <w:szCs w:val="24"/>
+              </w:rPr>
+              <w:t xml:space="preserve"> dan </w:t>
+            </w:r>
+            <w:proofErr w:type="spellStart"/>
+            <w:r>
+              <w:rPr>
+                <w:rFonts w:ascii="Arial Narrow" w:eastAsia="Arial Narrow" w:hAnsi="Arial Narrow"/>
+                <w:color w:val="000000"/>
+                <w:sz w:val="24"/>
+                <w:szCs w:val="24"/>
+              </w:rPr>
+              <w:t>penuh</w:t>
+            </w:r>
+            <w:proofErr w:type="spellEnd"/>
+            <w:r>
+              <w:rPr>
+                <w:rFonts w:ascii="Arial Narrow" w:eastAsia="Arial Narrow" w:hAnsi="Arial Narrow"/>
+                <w:color w:val="000000"/>
+                <w:sz w:val="24"/>
+                <w:szCs w:val="24"/>
+              </w:rPr>
+              <w:t xml:space="preserve"> rasa </w:t>
+            </w:r>
+            <w:proofErr w:type="spellStart"/>
+            <w:r>
+              <w:rPr>
+                <w:rFonts w:ascii="Arial Narrow" w:eastAsia="Arial Narrow" w:hAnsi="Arial Narrow"/>
+                <w:color w:val="000000"/>
+                <w:sz w:val="24"/>
+                <w:szCs w:val="24"/>
+              </w:rPr>
+              <w:t>tanggung</w:t>
+            </w:r>
+            <w:proofErr w:type="spellEnd"/>
+            <w:r>
+              <w:rPr>
+                <w:rFonts w:ascii="Arial Narrow" w:eastAsia="Arial Narrow" w:hAnsi="Arial Narrow"/>
+                <w:color w:val="000000"/>
+                <w:sz w:val="24"/>
+                <w:szCs w:val="24"/>
+              </w:rPr>
+              <w:t xml:space="preserve"> </w:t>
+            </w:r>
+            <w:proofErr w:type="spellStart"/>
+            <w:r>
+              <w:rPr>
+                <w:rFonts w:ascii="Arial Narrow" w:eastAsia="Arial Narrow" w:hAnsi="Arial Narrow"/>
+                <w:color w:val="000000"/>
+                <w:sz w:val="24"/>
+                <w:szCs w:val="24"/>
+              </w:rPr>
+              <w:t>jawab</w:t>
+            </w:r>
+            <w:proofErr w:type="spellEnd"/>
+            <w:r>
+              <w:rPr>
+                <w:rFonts w:ascii="Arial Narrow" w:eastAsia="Arial Narrow" w:hAnsi="Arial Narrow"/>
+                <w:color w:val="000000"/>
+                <w:sz w:val="24"/>
+                <w:szCs w:val="24"/>
+              </w:rPr>
+              <w:t xml:space="preserve"> dan </w:t>
+            </w:r>
+            <w:proofErr w:type="spellStart"/>
+            <w:r>
+              <w:rPr>
+                <w:rFonts w:ascii="Arial Narrow" w:eastAsia="Arial Narrow" w:hAnsi="Arial Narrow"/>
+                <w:color w:val="000000"/>
+                <w:sz w:val="24"/>
+                <w:szCs w:val="24"/>
+              </w:rPr>
+              <w:t>segera</w:t>
+            </w:r>
+            <w:proofErr w:type="spellEnd"/>
+            <w:r>
+              <w:rPr>
+                <w:rFonts w:ascii="Arial Narrow" w:eastAsia="Arial Narrow" w:hAnsi="Arial Narrow"/>
+                <w:color w:val="000000"/>
+                <w:sz w:val="24"/>
+                <w:szCs w:val="24"/>
+              </w:rPr>
+              <w:t xml:space="preserve"> </w:t>
+            </w:r>
+            <w:proofErr w:type="spellStart"/>
+            <w:r>
+              <w:rPr>
+                <w:rFonts w:ascii="Arial Narrow" w:eastAsia="Arial Narrow" w:hAnsi="Arial Narrow"/>
+                <w:color w:val="000000"/>
+                <w:sz w:val="24"/>
+                <w:szCs w:val="24"/>
+              </w:rPr>
+              <w:t>melaporkan</w:t>
+            </w:r>
+            <w:proofErr w:type="spellEnd"/>
+            <w:r>
+              <w:rPr>
+                <w:rFonts w:ascii="Arial Narrow" w:eastAsia="Arial Narrow" w:hAnsi="Arial Narrow"/>
+                <w:color w:val="000000"/>
+                <w:sz w:val="24"/>
+                <w:szCs w:val="24"/>
+              </w:rPr>
+              <w:t xml:space="preserve"> </w:t>
+            </w:r>
+            <w:proofErr w:type="spellStart"/>
+            <w:r>
+              <w:rPr>
+                <w:rFonts w:ascii="Arial Narrow" w:eastAsia="Arial Narrow" w:hAnsi="Arial Narrow"/>
+                <w:color w:val="000000"/>
+                <w:sz w:val="24"/>
+                <w:szCs w:val="24"/>
+              </w:rPr>
+              <w:t>hasil</w:t>
+            </w:r>
+            <w:proofErr w:type="spellEnd"/>
+            <w:r>
+              <w:rPr>
+                <w:rFonts w:ascii="Arial Narrow" w:eastAsia="Arial Narrow" w:hAnsi="Arial Narrow"/>
+                <w:color w:val="000000"/>
+                <w:sz w:val="24"/>
+                <w:szCs w:val="24"/>
+              </w:rPr>
+              <w:t xml:space="preserve"> </w:t>
+            </w:r>
+            <w:proofErr w:type="spellStart"/>
+            <w:r>
+              <w:rPr>
+                <w:rFonts w:ascii="Arial Narrow" w:eastAsia="Arial Narrow" w:hAnsi="Arial Narrow"/>
+                <w:color w:val="000000"/>
+                <w:sz w:val="24"/>
+                <w:szCs w:val="24"/>
+              </w:rPr>
+              <w:t>penyidikan</w:t>
+            </w:r>
+            <w:proofErr w:type="spellEnd"/>
+            <w:r>
+              <w:rPr>
+                <w:rFonts w:ascii="Arial Narrow" w:eastAsia="Arial Narrow" w:hAnsi="Arial Narrow"/>
+                <w:color w:val="000000"/>
+                <w:sz w:val="24"/>
+                <w:szCs w:val="24"/>
+              </w:rPr>
+              <w:t xml:space="preserve"> </w:t>
+            </w:r>
+            <w:proofErr w:type="spellStart"/>
+            <w:r>
+              <w:rPr>
+                <w:rFonts w:ascii="Arial Narrow" w:eastAsia="Arial Narrow" w:hAnsi="Arial Narrow"/>
+                <w:color w:val="000000"/>
+                <w:sz w:val="24"/>
+                <w:szCs w:val="24"/>
+              </w:rPr>
+              <w:t>kepada</w:t>
+            </w:r>
+            <w:proofErr w:type="spellEnd"/>
+            <w:r>
+              <w:rPr>
+                <w:rFonts w:ascii="Arial Narrow" w:eastAsia="Arial Narrow" w:hAnsi="Arial Narrow"/>
+                <w:color w:val="000000"/>
+                <w:sz w:val="24"/>
+                <w:szCs w:val="24"/>
+              </w:rPr>
+              <w:t xml:space="preserve"> </w:t>
+            </w:r>
+            <w:proofErr w:type="spellStart"/>
+            <w:r>
+              <w:rPr>
+                <w:rFonts w:ascii="Arial Narrow" w:eastAsia="Arial Narrow" w:hAnsi="Arial Narrow"/>
+                <w:color w:val="000000"/>
+                <w:sz w:val="24"/>
+                <w:szCs w:val="24"/>
+              </w:rPr>
+              <w:t>Atasan</w:t>
+            </w:r>
+            <w:proofErr w:type="spellEnd"/>
+            <w:r>
+              <w:rPr>
+                <w:rFonts w:ascii="Arial Narrow" w:eastAsia="Arial Narrow" w:hAnsi="Arial Narrow"/>
+                <w:color w:val="000000"/>
+                <w:sz w:val="24"/>
+                <w:szCs w:val="24"/>
+              </w:rPr>
+              <w:t xml:space="preserve"> </w:t>
+            </w:r>
+            <w:proofErr w:type="spellStart"/>
+            <w:r>
+              <w:rPr>
+                <w:rFonts w:ascii="Arial Narrow" w:eastAsia="Arial Narrow" w:hAnsi="Arial Narrow"/>
+                <w:color w:val="000000"/>
+                <w:sz w:val="24"/>
+                <w:szCs w:val="24"/>
+              </w:rPr>
+              <w:t>Penyidik</w:t>
+            </w:r>
+            <w:proofErr w:type="spellEnd"/>
+            <w:r>
+              <w:rPr>
+                <w:rFonts w:ascii="Arial Narrow" w:eastAsia="Arial Narrow" w:hAnsi="Arial Narrow"/>
+                <w:color w:val="000000"/>
+                <w:sz w:val="24"/>
+                <w:szCs w:val="24"/>
+              </w:rPr>
+              <w:t>.</w:t>
+            </w:r>
+          </w:p>
+        </w:tc>
+      </w:tr>
+    </w:tbl>
+    <w:p>
+      <w:r>
+        <w:br w:type="page"/>
+      </w:r>
+    </w:p>
+    <w:tbl>
+      <w:tblPr>
+        <w:tblStyle w:val="TableGrid"/>
+        <w:tblpPr w:leftFromText="180" w:rightFromText="180" w:vertAnchor="text" w:tblpY="1"/>
+        <w:tblOverlap w:val="never"/>
+        <w:tblW w:w="0" w:type="auto"/>
+        <w:tblBorders>
+          <w:top w:val="none" w:sz="0" w:space="0" w:color="auto"/>
+          <w:left w:val="none" w:sz="0" w:space="0" w:color="auto"/>
+          <w:bottom w:val="none" w:sz="0" w:space="0" w:color="auto"/>
+          <w:right w:val="none" w:sz="0" w:space="0" w:color="auto"/>
+          <w:insideH w:val="none" w:sz="0" w:space="0" w:color="auto"/>
+          <w:insideV w:val="none" w:sz="0" w:space="0" w:color="auto"/>
+        </w:tblBorders>
+        <w:tblCellMar>
+          <w:left w:w="0" w:type="dxa"/>
+          <w:right w:w="0" w:type="dxa"/>
+        </w:tblCellMar>
+        <w:tblLook w:val="04A0" w:firstRow="1" w:lastRow="0" w:firstColumn="1" w:lastColumn="0" w:noHBand="0" w:noVBand="1"/>
+      </w:tblPr>
+      <w:tblGrid>
+        <w:gridCol w:w="1435"/>
+        <w:gridCol w:w="266"/>
+        <w:gridCol w:w="2835"/>
+        <w:gridCol w:w="5101"/>
+      </w:tblGrid>
+      <w:tr>
+        <w:tc>
+          <w:tcPr>
+            <w:tcW w:w="9637" w:type="dxa"/>
+            <w:gridSpan w:val="4"/>
+          </w:tcPr>
+          <w:p>
+            <w:pPr>
+              <w:rPr>
+                <w:rFonts w:ascii="Arial Narrow" w:eastAsia="Arial Narrow" w:hAnsi="Arial Narrow"/>
+                <w:color w:val="000000"/>
+                <w:sz w:val="16"/>
+                <w:szCs w:val="16"/>
+              </w:rPr>
+            </w:pPr>
+          </w:p>
+        </w:tc>
+      </w:tr>
+      <w:tr>
+        <w:tc>
+          <w:tcPr>
+            <w:tcW w:w="1435" w:type="dxa"/>
+          </w:tcPr>
+          <w:p>
+            <w:pPr>
+              <w:jc w:val="both"/>
+              <w:rPr>
+                <w:rFonts w:ascii="Arial Narrow" w:eastAsia="Arial Narrow" w:hAnsi="Arial Narrow"/>
+                <w:bCs/>
+                <w:color w:val="000000"/>
+                <w:sz w:val="24"/>
+                <w:szCs w:val="24"/>
+              </w:rPr>
+            </w:pPr>
+            <w:proofErr w:type="spellStart"/>
+            <w:r>
+              <w:rPr>
+                <w:rFonts w:ascii="Arial Narrow" w:eastAsia="Arial Narrow" w:hAnsi="Arial Narrow"/>
+                <w:bCs/>
+                <w:color w:val="000000"/>
+                <w:sz w:val="24"/>
+                <w:szCs w:val="24"/>
+              </w:rPr>
+              <w:t>Selesai</w:t>
+            </w:r>
+            <w:proofErr w:type="spellEnd"/>
+          </w:p>
+        </w:tc>
+        <w:tc>
+          <w:tcPr>
+            <w:tcW w:w="266" w:type="dxa"/>
+          </w:tcPr>
+          <w:p>
+            <w:pPr>
+              <w:jc w:val="both"/>
+              <w:rPr>
+                <w:rFonts w:ascii="Arial Narrow" w:eastAsia="Arial Narrow" w:hAnsi="Arial Narrow"/>
+                <w:bCs/>
+                <w:color w:val="000000"/>
+                <w:sz w:val="24"/>
+                <w:szCs w:val="24"/>
+              </w:rPr>
+            </w:pPr>
             <w:r>
               <w:rPr>
                 <w:rFonts w:ascii="Arial Narrow" w:eastAsia="Arial Narrow" w:hAnsi="Arial Narrow"/>
@@ -2018,7 +4335,7 @@
         <w:tc>
           <w:tcPr>
             <w:tcW w:w="7936" w:type="dxa"/>
-            <w:gridSpan w:val="3"/>
+            <w:gridSpan w:val="2"/>
           </w:tcPr>
           <w:p>
             <w:pPr>
@@ -2048,7 +4365,7 @@
         <w:tc>
           <w:tcPr>
             <w:tcW w:w="9637" w:type="dxa"/>
-            <w:gridSpan w:val="5"/>
+            <w:gridSpan w:val="4"/>
           </w:tcPr>
           <w:p>
             <w:pPr>
@@ -2068,7 +4385,7 @@
         <w:tc>
           <w:tcPr>
             <w:tcW w:w="4536" w:type="dxa"/>
-            <w:gridSpan w:val="4"/>
+            <w:gridSpan w:val="3"/>
           </w:tcPr>
           <w:tbl>
             <w:tblPr>
@@ -2290,7 +4607,29 @@
                       <w:sz w:val="24"/>
                       <w:szCs w:val="24"/>
                     </w:rPr>
-                    <w:t>${officer_assign_name}</w:t>
+                    <w:t>${</w:t>
+                  </w:r>
+                  <w:proofErr w:type="spellStart"/>
+                  <w:r>
+                    <w:rPr>
+                      <w:rFonts w:ascii="Arial Narrow" w:hAnsi="Arial Narrow"/>
+                      <w:b/>
+                      <w:bCs/>
+                      <w:sz w:val="24"/>
+                      <w:szCs w:val="24"/>
+                    </w:rPr>
+                    <w:t>officer_assign_name</w:t>
+                  </w:r>
+                  <w:proofErr w:type="spellEnd"/>
+                  <w:r>
+                    <w:rPr>
+                      <w:rFonts w:ascii="Arial Narrow" w:hAnsi="Arial Narrow"/>
+                      <w:b/>
+                      <w:bCs/>
+                      <w:sz w:val="24"/>
+                      <w:szCs w:val="24"/>
+                    </w:rPr>
+                    <w:t>}</w:t>
                   </w:r>
                 </w:p>
               </w:tc>
@@ -2318,14 +4657,32 @@
                       <w:sz w:val="24"/>
                       <w:szCs w:val="24"/>
                     </w:rPr>
-                    <w:t>${officer_assign_rank}</w:t>
-                  </w:r>
+                    <w:t>${</w:t>
+                  </w:r>
+                  <w:proofErr w:type="spellStart"/>
                   <w:r>
                     <w:rPr>
                       <w:rFonts w:ascii="Arial Narrow" w:hAnsi="Arial Narrow"/>
                       <w:sz w:val="24"/>
                       <w:szCs w:val="24"/>
                     </w:rPr>
+                    <w:t>officer_assign_rank</w:t>
+                  </w:r>
+                  <w:proofErr w:type="spellEnd"/>
+                  <w:r>
+                    <w:rPr>
+                      <w:rFonts w:ascii="Arial Narrow" w:hAnsi="Arial Narrow"/>
+                      <w:sz w:val="24"/>
+                      <w:szCs w:val="24"/>
+                    </w:rPr>
+                    <w:t>}</w:t>
+                  </w:r>
+                  <w:r>
+                    <w:rPr>
+                      <w:rFonts w:ascii="Arial Narrow" w:hAnsi="Arial Narrow"/>
+                      <w:sz w:val="24"/>
+                      <w:szCs w:val="24"/>
+                    </w:rPr>
                     <w:t xml:space="preserve"> NRP </w:t>
                   </w:r>
                   <w:r>
@@ -2334,7 +4691,25 @@
                       <w:sz w:val="24"/>
                       <w:szCs w:val="24"/>
                     </w:rPr>
-                    <w:t>${officer_assign_nrp}</w:t>
+                    <w:t>${</w:t>
+                  </w:r>
+                  <w:proofErr w:type="spellStart"/>
+                  <w:r>
+                    <w:rPr>
+                      <w:rFonts w:ascii="Arial Narrow" w:hAnsi="Arial Narrow"/>
+                      <w:sz w:val="24"/>
+                      <w:szCs w:val="24"/>
+                    </w:rPr>
+                    <w:t>officer_assign_nrp</w:t>
+                  </w:r>
+                  <w:proofErr w:type="spellEnd"/>
+                  <w:r>
+                    <w:rPr>
+                      <w:rFonts w:ascii="Arial Narrow" w:hAnsi="Arial Narrow"/>
+                      <w:sz w:val="24"/>
+                      <w:szCs w:val="24"/>
+                    </w:rPr>
+                    <w:t>}</w:t>
                   </w:r>
                 </w:p>
               </w:tc>
@@ -2402,13 +4777,23 @@
                       <w:szCs w:val="24"/>
                     </w:rPr>
                   </w:pPr>
+                  <w:proofErr w:type="spellStart"/>
                   <w:r>
                     <w:rPr>
                       <w:rFonts w:ascii="Arial Narrow" w:hAnsi="Arial Narrow"/>
                       <w:sz w:val="24"/>
                       <w:szCs w:val="24"/>
                     </w:rPr>
-                    <w:t xml:space="preserve">Dikeluarkan di  </w:t>
+                    <w:t>Dikeluarkan</w:t>
+                  </w:r>
+                  <w:proofErr w:type="spellEnd"/>
+                  <w:r>
+                    <w:rPr>
+                      <w:rFonts w:ascii="Arial Narrow" w:hAnsi="Arial Narrow"/>
+                      <w:sz w:val="24"/>
+                      <w:szCs w:val="24"/>
+                    </w:rPr>
+                    <w:t xml:space="preserve"> di  </w:t>
                   </w:r>
                 </w:p>
               </w:tc>
@@ -2445,7 +4830,29 @@
                       <w:sz w:val="24"/>
                       <w:szCs w:val="24"/>
                     </w:rPr>
-                    <w:t xml:space="preserve"> ${location_created}</w:t>
+                    <w:t xml:space="preserve"> ${</w:t>
+                  </w:r>
+                  <w:proofErr w:type="spellStart"/>
+                  <w:r>
+                    <w:rPr>
+                      <w:rFonts w:ascii="Arial Narrow" w:eastAsia="Arial Narrow" w:hAnsi="Arial Narrow"/>
+                      <w:bCs/>
+                      <w:color w:val="000000"/>
+                      <w:sz w:val="24"/>
+                      <w:szCs w:val="24"/>
+                    </w:rPr>
+                    <w:t>location_created</w:t>
+                  </w:r>
+                  <w:proofErr w:type="spellEnd"/>
+                  <w:r>
+                    <w:rPr>
+                      <w:rFonts w:ascii="Arial Narrow" w:eastAsia="Arial Narrow" w:hAnsi="Arial Narrow"/>
+                      <w:bCs/>
+                      <w:color w:val="000000"/>
+                      <w:sz w:val="24"/>
+                      <w:szCs w:val="24"/>
+                    </w:rPr>
+                    <w:t>}</w:t>
                   </w:r>
                 </w:p>
               </w:tc>
@@ -2505,8 +4912,18 @@
                       <w:sz w:val="24"/>
                       <w:szCs w:val="24"/>
                     </w:rPr>
-                    <w:t>Pada tanggal</w:t>
-                  </w:r>
+                    <w:t xml:space="preserve">Pada </w:t>
+                  </w:r>
+                  <w:proofErr w:type="spellStart"/>
+                  <w:r>
+                    <w:rPr>
+                      <w:rFonts w:ascii="Arial Narrow" w:hAnsi="Arial Narrow"/>
+                      <w:sz w:val="24"/>
+                      <w:szCs w:val="24"/>
+                    </w:rPr>
+                    <w:t>tanggal</w:t>
+                  </w:r>
+                  <w:proofErr w:type="spellEnd"/>
                 </w:p>
               </w:tc>
               <w:tc>
@@ -2545,7 +4962,29 @@
                       <w:sz w:val="24"/>
                       <w:szCs w:val="24"/>
                     </w:rPr>
-                    <w:t xml:space="preserve"> ${issued_date}</w:t>
+                    <w:t xml:space="preserve"> ${</w:t>
+                  </w:r>
+                  <w:proofErr w:type="spellStart"/>
+                  <w:r>
+                    <w:rPr>
+                      <w:rFonts w:ascii="Arial Narrow" w:eastAsia="Arial Narrow" w:hAnsi="Arial Narrow"/>
+                      <w:bCs/>
+                      <w:color w:val="000000"/>
+                      <w:sz w:val="24"/>
+                      <w:szCs w:val="24"/>
+                    </w:rPr>
+                    <w:t>issued_date</w:t>
+                  </w:r>
+                  <w:proofErr w:type="spellEnd"/>
+                  <w:r>
+                    <w:rPr>
+                      <w:rFonts w:ascii="Arial Narrow" w:eastAsia="Arial Narrow" w:hAnsi="Arial Narrow"/>
+                      <w:bCs/>
+                      <w:color w:val="000000"/>
+                      <w:sz w:val="24"/>
+                      <w:szCs w:val="24"/>
+                    </w:rPr>
+                    <w:t>}</w:t>
                   </w:r>
                 </w:p>
               </w:tc>
@@ -2611,7 +5050,29 @@
                       <w:sz w:val="24"/>
                       <w:szCs w:val="24"/>
                     </w:rPr>
-                    <w:t>${officer_signature_title_text}</w:t>
+                    <w:t>${</w:t>
+                  </w:r>
+                  <w:proofErr w:type="spellStart"/>
+                  <w:r>
+                    <w:rPr>
+                      <w:rFonts w:ascii="Arial Narrow" w:eastAsia="Arial Narrow" w:hAnsi="Arial Narrow"/>
+                      <w:bCs/>
+                      <w:color w:val="000000"/>
+                      <w:sz w:val="24"/>
+                      <w:szCs w:val="24"/>
+                    </w:rPr>
+                    <w:t>officer_signature_title_text</w:t>
+                  </w:r>
+                  <w:proofErr w:type="spellEnd"/>
+                  <w:r>
+                    <w:rPr>
+                      <w:rFonts w:ascii="Arial Narrow" w:eastAsia="Arial Narrow" w:hAnsi="Arial Narrow"/>
+                      <w:bCs/>
+                      <w:color w:val="000000"/>
+                      <w:sz w:val="24"/>
+                      <w:szCs w:val="24"/>
+                    </w:rPr>
+                    <w:t>}</w:t>
                   </w:r>
                 </w:p>
               </w:tc>
@@ -2646,6 +5107,7 @@
                     </w:rPr>
                     <w:t>${</w:t>
                   </w:r>
+                  <w:proofErr w:type="spellStart"/>
                   <w:r>
                     <w:rPr>
                       <w:rFonts w:ascii="Arial Narrow" w:eastAsia="Arial Narrow" w:hAnsi="Arial Narrow"/>
@@ -2656,6 +5118,7 @@
                     </w:rPr>
                     <w:t>officer_signature_position_head_text</w:t>
                   </w:r>
+                  <w:proofErr w:type="spellEnd"/>
                   <w:r>
                     <w:rPr>
                       <w:rFonts w:ascii="Arial Narrow" w:eastAsia="Arial Narrow" w:hAnsi="Arial Narrow"/>
@@ -2689,6 +5152,7 @@
                       <w:szCs w:val="24"/>
                     </w:rPr>
                   </w:pPr>
+                  <w:proofErr w:type="spellStart"/>
                   <w:r>
                     <w:rPr>
                       <w:rFonts w:ascii="Arial Narrow" w:eastAsia="Arial Narrow" w:hAnsi="Arial Narrow"/>
@@ -2697,8 +5161,31 @@
                       <w:sz w:val="24"/>
                       <w:szCs w:val="24"/>
                     </w:rPr>
-                    <w:t>Selaku Penyidik</w:t>
-                  </w:r>
+                    <w:t>Selaku</w:t>
+                  </w:r>
+                  <w:proofErr w:type="spellEnd"/>
+                  <w:r>
+                    <w:rPr>
+                      <w:rFonts w:ascii="Arial Narrow" w:eastAsia="Arial Narrow" w:hAnsi="Arial Narrow"/>
+                      <w:bCs/>
+                      <w:color w:val="000000"/>
+                      <w:sz w:val="24"/>
+                      <w:szCs w:val="24"/>
+                    </w:rPr>
+                    <w:t xml:space="preserve"> </w:t>
+                  </w:r>
+                  <w:proofErr w:type="spellStart"/>
+                  <w:r>
+                    <w:rPr>
+                      <w:rFonts w:ascii="Arial Narrow" w:eastAsia="Arial Narrow" w:hAnsi="Arial Narrow"/>
+                      <w:bCs/>
+                      <w:color w:val="000000"/>
+                      <w:sz w:val="24"/>
+                      <w:szCs w:val="24"/>
+                    </w:rPr>
+                    <w:t>Penyidik</w:t>
+                  </w:r>
+                  <w:proofErr w:type="spellEnd"/>
                 </w:p>
               </w:tc>
             </w:tr>
@@ -2826,7 +5313,29 @@
                       <w:sz w:val="24"/>
                       <w:szCs w:val="24"/>
                     </w:rPr>
-                    <w:t>${officer_signature_name}</w:t>
+                    <w:t>${</w:t>
+                  </w:r>
+                  <w:proofErr w:type="spellStart"/>
+                  <w:r>
+                    <w:rPr>
+                      <w:rFonts w:ascii="Arial Narrow" w:eastAsia="Arial Narrow" w:hAnsi="Arial Narrow"/>
+                      <w:b/>
+                      <w:color w:val="000000"/>
+                      <w:sz w:val="24"/>
+                      <w:szCs w:val="24"/>
+                    </w:rPr>
+                    <w:t>officer_signature_name</w:t>
+                  </w:r>
+                  <w:proofErr w:type="spellEnd"/>
+                  <w:r>
+                    <w:rPr>
+                      <w:rFonts w:ascii="Arial Narrow" w:eastAsia="Arial Narrow" w:hAnsi="Arial Narrow"/>
+                      <w:b/>
+                      <w:color w:val="000000"/>
+                      <w:sz w:val="24"/>
+                      <w:szCs w:val="24"/>
+                    </w:rPr>
+                    <w:t>}</w:t>
                   </w:r>
                 </w:p>
               </w:tc>
@@ -2862,8 +5371,9 @@
                       <w:sz w:val="24"/>
                       <w:szCs w:val="24"/>
                     </w:rPr>
-                    <w:t>${officer_signature_rank}</w:t>
-                  </w:r>
+                    <w:t>${</w:t>
+                  </w:r>
+                  <w:proofErr w:type="spellStart"/>
                   <w:r>
                     <w:rPr>
                       <w:rFonts w:ascii="Arial Narrow" w:eastAsia="Arial Narrow" w:hAnsi="Arial Narrow"/>
@@ -2872,8 +5382,9 @@
                       <w:sz w:val="24"/>
                       <w:szCs w:val="24"/>
                     </w:rPr>
-                    <w:t xml:space="preserve"> NRP </w:t>
-                  </w:r>
+                    <w:t>officer_signature_rank</w:t>
+                  </w:r>
+                  <w:proofErr w:type="spellEnd"/>
                   <w:r>
                     <w:rPr>
                       <w:rFonts w:ascii="Arial Narrow" w:eastAsia="Arial Narrow" w:hAnsi="Arial Narrow"/>
@@ -2882,7 +5393,49 @@
                       <w:sz w:val="24"/>
                       <w:szCs w:val="24"/>
                     </w:rPr>
-                    <w:t>${officer_signature_nrp}</w:t>
+                    <w:t>}</w:t>
+                  </w:r>
+                  <w:r>
+                    <w:rPr>
+                      <w:rFonts w:ascii="Arial Narrow" w:eastAsia="Arial Narrow" w:hAnsi="Arial Narrow"/>
+                      <w:bCs/>
+                      <w:color w:val="000000"/>
+                      <w:sz w:val="24"/>
+                      <w:szCs w:val="24"/>
+                    </w:rPr>
+                    <w:t xml:space="preserve"> NRP </w:t>
+                  </w:r>
+                  <w:r>
+                    <w:rPr>
+                      <w:rFonts w:ascii="Arial Narrow" w:eastAsia="Arial Narrow" w:hAnsi="Arial Narrow"/>
+                      <w:bCs/>
+                      <w:color w:val="000000"/>
+                      <w:sz w:val="24"/>
+                      <w:szCs w:val="24"/>
+                    </w:rPr>
+                    <w:t>${</w:t>
+                  </w:r>
+                  <w:proofErr w:type="spellStart"/>
+                  <w:r>
+                    <w:rPr>
+                      <w:rFonts w:ascii="Arial Narrow" w:eastAsia="Arial Narrow" w:hAnsi="Arial Narrow"/>
+                      <w:bCs/>
+                      <w:color w:val="000000"/>
+                      <w:sz w:val="24"/>
+                      <w:szCs w:val="24"/>
+                    </w:rPr>
+                    <w:t>officer_signature_nrp</w:t>
+                  </w:r>
+                  <w:proofErr w:type="spellEnd"/>
+                  <w:r>
+                    <w:rPr>
+                      <w:rFonts w:ascii="Arial Narrow" w:eastAsia="Arial Narrow" w:hAnsi="Arial Narrow"/>
+                      <w:bCs/>
+                      <w:color w:val="000000"/>
+                      <w:sz w:val="24"/>
+                      <w:szCs w:val="24"/>
+                    </w:rPr>
+                    <w:t>}</w:t>
                   </w:r>
                 </w:p>
               </w:tc>
@@ -2923,7 +5476,7 @@
 </file>
 
 <file path=word/styles.xml><?xml version="1.0" encoding="utf-8"?>
-<w:styles xmlns:mc="http://schemas.openxmlformats.org/markup-compatibility/2006" xmlns:r="http://schemas.openxmlformats.org/officeDocument/2006/relationships" xmlns:w="http://schemas.openxmlformats.org/wordprocessingml/2006/main" xmlns:w14="http://schemas.microsoft.com/office/word/2010/wordml" xmlns:w15="http://schemas.microsoft.com/office/word/2012/wordml" xmlns:w16cex="http://schemas.microsoft.com/office/word/2018/wordml/cex" xmlns:w16cid="http://schemas.microsoft.com/office/word/2016/wordml/cid" xmlns:w16="http://schemas.microsoft.com/office/word/2018/wordml" xmlns:w16du="http://schemas.microsoft.com/office/word/2023/wordml/word16du" xmlns:w16sdtdh="http://schemas.microsoft.com/office/word/2020/wordml/sdtdatahash" xmlns:w16se="http://schemas.microsoft.com/office/word/2015/wordml/symex" mc:Ignorable="w14 w15 w16se w16cid w16 w16cex w16sdtdh w16du">
+<w:styles xmlns:mc="http://schemas.openxmlformats.org/markup-compatibility/2006" xmlns:r="http://schemas.openxmlformats.org/officeDocument/2006/relationships" xmlns:w="http://schemas.openxmlformats.org/wordprocessingml/2006/main" xmlns:w14="http://schemas.microsoft.com/office/word/2010/wordml" xmlns:w15="http://schemas.microsoft.com/office/word/2012/wordml" xmlns:w16cex="http://schemas.microsoft.com/office/word/2018/wordml/cex" xmlns:w16cid="http://schemas.microsoft.com/office/word/2016/wordml/cid" xmlns:w16="http://schemas.microsoft.com/office/word/2018/wordml" xmlns:w16du="http://schemas.microsoft.com/office/word/2023/wordml/word16du" xmlns:w16sdtdh="http://schemas.microsoft.com/office/word/2020/wordml/sdtdatahash" xmlns:w16sdtfl="http://schemas.microsoft.com/office/word/2024/wordml/sdtformatlock" xmlns:w16se="http://schemas.microsoft.com/office/word/2015/wordml/symex" mc:Ignorable="w14 w15 w16se w16cid w16 w16cex w16sdtdh w16sdtfl w16du">
   <w:docDefaults>
     <w:rPrDefault>
       <w:rPr>
@@ -3696,6 +6249,23 @@
       <w:szCs w:val="56"/>
     </w:rPr>
   </w:style>
+  <w:style w:type="paragraph" w:customStyle="1" w:styleId="TableParagraph">
+    <w:name w:val="Table Paragraph"/>
+    <w:basedOn w:val="Normal"/>
+    <w:uiPriority w:val="1"/>
+    <w:qFormat/>
+    <w:rsid w:val="007564C8"/>
+    <w:pPr>
+      <w:widowControl w:val="0"/>
+      <w:autoSpaceDE w:val="0"/>
+      <w:autoSpaceDN w:val="0"/>
+      <w:spacing w:after="0" w:line="240" w:lineRule="auto"/>
+    </w:pPr>
+    <w:rPr>
+      <w:rFonts w:ascii="Arial MT" w:eastAsia="Arial MT" w:hAnsi="Arial MT" w:cs="Arial MT"/>
+      <w:lang w:val="ms"/>
+    </w:rPr>
+  </w:style>
 </w:styles>
 </file>
 
